--- a/TRÓJKA_Bo5.docx
+++ b/TRÓJKA_Bo5.docx
@@ -226,7 +226,7 @@
                 <w:color w:val="000000" w:themeColor="text1"/>
                 <w:lang w:val="pl"/>
               </w:rPr>
-              <w:t>Runda</w:t>
+              <w:t>Mecz #</w:t>
             </w:r>
           </w:p>
         </w:tc>
@@ -25080,12 +25080,14 @@
 </file>
 
 <file path=customXml/item1.xml><?xml version="1.0" encoding="utf-8"?>
-<?mso-contentType ?>
-<FormTemplates xmlns="http://schemas.microsoft.com/sharepoint/v3/contenttype/forms">
-  <Display>DocumentLibraryForm</Display>
-  <Edit>DocumentLibraryForm</Edit>
-  <New>DocumentLibraryForm</New>
-</FormTemplates>
+<p:properties xmlns:p="http://schemas.microsoft.com/office/2006/metadata/properties" xmlns:xsi="http://www.w3.org/2001/XMLSchema-instance" xmlns:pc="http://schemas.microsoft.com/office/infopath/2007/PartnerControls">
+  <documentManagement>
+    <TaxCatchAll xmlns="6e3c809f-d77f-4965-8c59-52bc5988e08d" xsi:nil="true"/>
+    <lcf76f155ced4ddcb4097134ff3c332f xmlns="6011e175-94d7-470b-a25b-96e606435ba7">
+      <Terms xmlns="http://schemas.microsoft.com/office/infopath/2007/PartnerControls"/>
+    </lcf76f155ced4ddcb4097134ff3c332f>
+  </documentManagement>
+</p:properties>
 </file>
 
 <file path=customXml/item2.xml><?xml version="1.0" encoding="utf-8"?>
@@ -25278,20 +25280,21 @@
 </file>
 
 <file path=customXml/item3.xml><?xml version="1.0" encoding="utf-8"?>
-<p:properties xmlns:p="http://schemas.microsoft.com/office/2006/metadata/properties" xmlns:xsi="http://www.w3.org/2001/XMLSchema-instance" xmlns:pc="http://schemas.microsoft.com/office/infopath/2007/PartnerControls">
-  <documentManagement>
-    <TaxCatchAll xmlns="6e3c809f-d77f-4965-8c59-52bc5988e08d" xsi:nil="true"/>
-    <lcf76f155ced4ddcb4097134ff3c332f xmlns="6011e175-94d7-470b-a25b-96e606435ba7">
-      <Terms xmlns="http://schemas.microsoft.com/office/infopath/2007/PartnerControls"/>
-    </lcf76f155ced4ddcb4097134ff3c332f>
-  </documentManagement>
-</p:properties>
+<?mso-contentType ?>
+<FormTemplates xmlns="http://schemas.microsoft.com/sharepoint/v3/contenttype/forms">
+  <Display>DocumentLibraryForm</Display>
+  <Edit>DocumentLibraryForm</Edit>
+  <New>DocumentLibraryForm</New>
+</FormTemplates>
 </file>
 
 <file path=customXml/itemProps1.xml><?xml version="1.0" encoding="utf-8"?>
-<ds:datastoreItem xmlns:ds="http://schemas.openxmlformats.org/officeDocument/2006/customXml" ds:itemID="{7CBD2BD3-90DE-4AB6-91CE-6B3CC7002439}">
+<ds:datastoreItem xmlns:ds="http://schemas.openxmlformats.org/officeDocument/2006/customXml" ds:itemID="{D1250B38-05D2-4495-BD86-DF85DBE4CE3A}">
   <ds:schemaRefs>
-    <ds:schemaRef ds:uri="http://schemas.microsoft.com/sharepoint/v3/contenttype/forms"/>
+    <ds:schemaRef ds:uri="http://schemas.microsoft.com/office/2006/metadata/properties"/>
+    <ds:schemaRef ds:uri="http://schemas.microsoft.com/office/infopath/2007/PartnerControls"/>
+    <ds:schemaRef ds:uri="6e3c809f-d77f-4965-8c59-52bc5988e08d"/>
+    <ds:schemaRef ds:uri="6011e175-94d7-470b-a25b-96e606435ba7"/>
   </ds:schemaRefs>
 </ds:datastoreItem>
 </file>
@@ -25316,12 +25319,9 @@
 </file>
 
 <file path=customXml/itemProps3.xml><?xml version="1.0" encoding="utf-8"?>
-<ds:datastoreItem xmlns:ds="http://schemas.openxmlformats.org/officeDocument/2006/customXml" ds:itemID="{D1250B38-05D2-4495-BD86-DF85DBE4CE3A}">
+<ds:datastoreItem xmlns:ds="http://schemas.openxmlformats.org/officeDocument/2006/customXml" ds:itemID="{7CBD2BD3-90DE-4AB6-91CE-6B3CC7002439}">
   <ds:schemaRefs>
-    <ds:schemaRef ds:uri="http://schemas.microsoft.com/office/2006/metadata/properties"/>
-    <ds:schemaRef ds:uri="http://schemas.microsoft.com/office/infopath/2007/PartnerControls"/>
-    <ds:schemaRef ds:uri="6e3c809f-d77f-4965-8c59-52bc5988e08d"/>
-    <ds:schemaRef ds:uri="6011e175-94d7-470b-a25b-96e606435ba7"/>
+    <ds:schemaRef ds:uri="http://schemas.microsoft.com/sharepoint/v3/contenttype/forms"/>
   </ds:schemaRefs>
 </ds:datastoreItem>
 </file>
--- a/TRÓJKA_Bo5.docx
+++ b/TRÓJKA_Bo5.docx
@@ -15,12 +15,14 @@
         <w:tblLook w:val="04A0" w:firstRow="1" w:lastRow="0" w:firstColumn="1" w:lastColumn="0" w:noHBand="0" w:noVBand="1"/>
       </w:tblPr>
       <w:tblGrid>
-        <w:gridCol w:w="2830"/>
-        <w:gridCol w:w="1056"/>
-        <w:gridCol w:w="1056"/>
-        <w:gridCol w:w="1056"/>
-        <w:gridCol w:w="1241"/>
-        <w:gridCol w:w="2211"/>
+        <w:gridCol w:w="2451"/>
+        <w:gridCol w:w="850"/>
+        <w:gridCol w:w="850"/>
+        <w:gridCol w:w="850"/>
+        <w:gridCol w:w="850"/>
+        <w:gridCol w:w="850"/>
+        <w:gridCol w:w="1039"/>
+        <w:gridCol w:w="1710"/>
       </w:tblGrid>
       <w:tr>
         <w:trPr>
@@ -28,12 +30,12 @@
         </w:trPr>
         <w:tc>
           <w:tcPr>
-            <w:tcW w:w="2830" w:type="dxa"/>
+            <w:tcW w:w="2451" w:type="dxa"/>
             <w:tcBorders>
               <w:top w:val="nil"/>
               <w:left w:val="nil"/>
-              <w:bottom w:val="none" w:sz="4" w:space="0" w:color="000000" w:themeColor="text1"/>
-              <w:right w:val="nil"/>
+              <w:bottom w:val="nil"/>
+              <w:right w:val="none" w:sz="4" w:space="0" w:color="000000" w:themeColor="text1"/>
             </w:tcBorders>
             <w:tcMar>
               <w:left w:w="105" w:type="dxa"/>
@@ -62,7 +64,149 @@
         </w:tc>
         <w:tc>
           <w:tcPr>
-            <w:tcW w:w="1056" w:type="dxa"/>
+            <w:tcW w:w="850" w:type="dxa"/>
+            <w:tcBorders>
+              <w:top w:val="none" w:sz="6" w:space="0" w:color="000000" w:themeColor="text1"/>
+              <w:left w:val="none" w:sz="4" w:space="0" w:color="000000" w:themeColor="text1"/>
+              <w:bottom w:val="single" w:sz="4" w:space="0" w:color="000000" w:themeColor="text1"/>
+              <w:right w:val="none" w:sz="4" w:space="0" w:color="000000" w:themeColor="text1"/>
+            </w:tcBorders>
+            <w:tcMar>
+              <w:left w:w="105" w:type="dxa"/>
+              <w:right w:w="105" w:type="dxa"/>
+            </w:tcMar>
+            <w:vAlign w:val="center"/>
+          </w:tcPr>
+          <w:p>
+            <w:pPr>
+              <w:rPr>
+                <w:rFonts w:ascii="Aptos" w:eastAsia="Aptos" w:hAnsi="Aptos" w:cs="Aptos"/>
+                <w:color w:val="000000" w:themeColor="text1"/>
+              </w:rPr>
+            </w:pPr>
+            <w:r>
+              <w:rPr>
+                <w:rFonts w:ascii="Aptos" w:eastAsia="Aptos" w:hAnsi="Aptos" w:cs="Aptos"/>
+                <w:b/>
+                <w:bCs/>
+                <w:color w:val="000000" w:themeColor="text1"/>
+                <w:lang w:val="pl"/>
+              </w:rPr>
+              <w:t>Godz.</w:t>
+            </w:r>
+          </w:p>
+        </w:tc>
+        <w:tc>
+          <w:tcPr>
+            <w:tcW w:w="850" w:type="dxa"/>
+            <w:tcBorders>
+              <w:top w:val="none" w:sz="6" w:space="0" w:color="000000" w:themeColor="text1"/>
+              <w:left w:val="none" w:sz="4" w:space="0" w:color="000000" w:themeColor="text1"/>
+              <w:bottom w:val="single" w:sz="4" w:space="0" w:color="000000" w:themeColor="text1"/>
+              <w:right w:val="none" w:sz="4" w:space="0" w:color="000000" w:themeColor="text1"/>
+            </w:tcBorders>
+            <w:vAlign w:val="center"/>
+          </w:tcPr>
+          <w:p>
+            <w:pPr>
+              <w:rPr>
+                <w:rFonts w:ascii="Aptos" w:eastAsia="Aptos" w:hAnsi="Aptos" w:cs="Aptos"/>
+                <w:color w:val="000000" w:themeColor="text1"/>
+              </w:rPr>
+            </w:pPr>
+          </w:p>
+        </w:tc>
+        <w:tc>
+          <w:tcPr>
+            <w:tcW w:w="850" w:type="dxa"/>
+            <w:tcBorders>
+              <w:top w:val="nil"/>
+              <w:left w:val="none" w:sz="4" w:space="0" w:color="000000" w:themeColor="text1"/>
+              <w:bottom w:val="nil"/>
+              <w:right w:val="nil"/>
+            </w:tcBorders>
+            <w:tcMar>
+              <w:left w:w="105" w:type="dxa"/>
+              <w:right w:w="105" w:type="dxa"/>
+            </w:tcMar>
+            <w:vAlign w:val="center"/>
+          </w:tcPr>
+          <w:p>
+            <w:pPr>
+              <w:rPr>
+                <w:rFonts w:ascii="Aptos" w:eastAsia="Aptos" w:hAnsi="Aptos" w:cs="Aptos"/>
+                <w:color w:val="000000" w:themeColor="text1"/>
+              </w:rPr>
+            </w:pPr>
+            <w:r>
+              <w:rPr>
+                <w:rFonts w:ascii="Aptos" w:eastAsia="Aptos" w:hAnsi="Aptos" w:cs="Aptos"/>
+                <w:b/>
+                <w:bCs/>
+                <w:color w:val="000000" w:themeColor="text1"/>
+                <w:lang w:val="pl"/>
+              </w:rPr>
+              <w:t xml:space="preserve"> </w:t>
+            </w:r>
+          </w:p>
+        </w:tc>
+        <w:tc>
+          <w:tcPr>
+            <w:tcW w:w="850" w:type="dxa"/>
+            <w:tcBorders>
+              <w:top w:val="nil"/>
+              <w:left w:val="none" w:sz="4" w:space="0" w:color="000000" w:themeColor="text1"/>
+              <w:bottom w:val="nil"/>
+              <w:right w:val="nil"/>
+            </w:tcBorders>
+            <w:tcMar>
+              <w:left w:w="105" w:type="dxa"/>
+              <w:right w:w="105" w:type="dxa"/>
+            </w:tcMar>
+            <w:vAlign w:val="center"/>
+          </w:tcPr>
+          <w:p>
+            <w:pPr>
+              <w:rPr>
+                <w:rFonts w:ascii="Aptos" w:eastAsia="Aptos" w:hAnsi="Aptos" w:cs="Aptos"/>
+                <w:b/>
+                <w:bCs/>
+                <w:color w:val="000000" w:themeColor="text1"/>
+                <w:lang w:val="pl"/>
+              </w:rPr>
+            </w:pPr>
+          </w:p>
+        </w:tc>
+        <w:tc>
+          <w:tcPr>
+            <w:tcW w:w="850" w:type="dxa"/>
+            <w:tcBorders>
+              <w:top w:val="nil"/>
+              <w:left w:val="none" w:sz="4" w:space="0" w:color="000000" w:themeColor="text1"/>
+              <w:bottom w:val="nil"/>
+              <w:right w:val="nil"/>
+            </w:tcBorders>
+            <w:tcMar>
+              <w:left w:w="105" w:type="dxa"/>
+              <w:right w:w="105" w:type="dxa"/>
+            </w:tcMar>
+            <w:vAlign w:val="center"/>
+          </w:tcPr>
+          <w:p>
+            <w:pPr>
+              <w:rPr>
+                <w:rFonts w:ascii="Aptos" w:eastAsia="Aptos" w:hAnsi="Aptos" w:cs="Aptos"/>
+                <w:b/>
+                <w:bCs/>
+                <w:color w:val="000000" w:themeColor="text1"/>
+                <w:lang w:val="pl"/>
+              </w:rPr>
+            </w:pPr>
+          </w:p>
+        </w:tc>
+        <w:tc>
+          <w:tcPr>
+            <w:tcW w:w="1039" w:type="dxa"/>
             <w:tcBorders>
               <w:top w:val="nil"/>
               <w:left w:val="nil"/>
@@ -90,115 +234,13 @@
                 <w:color w:val="000000" w:themeColor="text1"/>
                 <w:lang w:val="pl"/>
               </w:rPr>
-              <w:t>Godz.</w:t>
-            </w:r>
-          </w:p>
-        </w:tc>
-        <w:tc>
-          <w:tcPr>
-            <w:tcW w:w="1056" w:type="dxa"/>
-            <w:tcBorders>
-              <w:top w:val="nil"/>
-              <w:left w:val="nil"/>
-              <w:bottom w:val="nil"/>
-              <w:right w:val="nil"/>
-            </w:tcBorders>
-            <w:tcMar>
-              <w:left w:w="105" w:type="dxa"/>
-              <w:right w:w="105" w:type="dxa"/>
-            </w:tcMar>
-            <w:vAlign w:val="center"/>
-          </w:tcPr>
-          <w:p>
-            <w:pPr>
-              <w:rPr>
-                <w:rFonts w:ascii="Aptos" w:eastAsia="Aptos" w:hAnsi="Aptos" w:cs="Aptos"/>
-                <w:color w:val="000000" w:themeColor="text1"/>
-              </w:rPr>
-            </w:pPr>
-            <w:r>
-              <w:rPr>
-                <w:rFonts w:ascii="Aptos" w:eastAsia="Aptos" w:hAnsi="Aptos" w:cs="Aptos"/>
-                <w:b/>
-                <w:bCs/>
-                <w:color w:val="000000" w:themeColor="text1"/>
-                <w:lang w:val="pl"/>
-              </w:rPr>
               <w:t xml:space="preserve"> </w:t>
             </w:r>
           </w:p>
         </w:tc>
         <w:tc>
           <w:tcPr>
-            <w:tcW w:w="1056" w:type="dxa"/>
-            <w:tcBorders>
-              <w:top w:val="nil"/>
-              <w:left w:val="nil"/>
-              <w:bottom w:val="nil"/>
-              <w:right w:val="nil"/>
-            </w:tcBorders>
-            <w:tcMar>
-              <w:left w:w="105" w:type="dxa"/>
-              <w:right w:w="105" w:type="dxa"/>
-            </w:tcMar>
-            <w:vAlign w:val="center"/>
-          </w:tcPr>
-          <w:p>
-            <w:pPr>
-              <w:rPr>
-                <w:rFonts w:ascii="Aptos" w:eastAsia="Aptos" w:hAnsi="Aptos" w:cs="Aptos"/>
-                <w:color w:val="000000" w:themeColor="text1"/>
-              </w:rPr>
-            </w:pPr>
-            <w:r>
-              <w:rPr>
-                <w:rFonts w:ascii="Aptos" w:eastAsia="Aptos" w:hAnsi="Aptos" w:cs="Aptos"/>
-                <w:b/>
-                <w:bCs/>
-                <w:color w:val="000000" w:themeColor="text1"/>
-                <w:lang w:val="pl"/>
-              </w:rPr>
-              <w:t xml:space="preserve"> </w:t>
-            </w:r>
-          </w:p>
-        </w:tc>
-        <w:tc>
-          <w:tcPr>
-            <w:tcW w:w="1241" w:type="dxa"/>
-            <w:tcBorders>
-              <w:top w:val="nil"/>
-              <w:left w:val="nil"/>
-              <w:bottom w:val="nil"/>
-              <w:right w:val="nil"/>
-            </w:tcBorders>
-            <w:tcMar>
-              <w:left w:w="105" w:type="dxa"/>
-              <w:right w:w="105" w:type="dxa"/>
-            </w:tcMar>
-            <w:vAlign w:val="center"/>
-          </w:tcPr>
-          <w:p>
-            <w:pPr>
-              <w:rPr>
-                <w:rFonts w:ascii="Aptos" w:eastAsia="Aptos" w:hAnsi="Aptos" w:cs="Aptos"/>
-                <w:color w:val="000000" w:themeColor="text1"/>
-              </w:rPr>
-            </w:pPr>
-            <w:r>
-              <w:rPr>
-                <w:rFonts w:ascii="Aptos" w:eastAsia="Aptos" w:hAnsi="Aptos" w:cs="Aptos"/>
-                <w:b/>
-                <w:bCs/>
-                <w:color w:val="000000" w:themeColor="text1"/>
-                <w:lang w:val="pl"/>
-              </w:rPr>
-              <w:t xml:space="preserve"> </w:t>
-            </w:r>
-          </w:p>
-        </w:tc>
-        <w:tc>
-          <w:tcPr>
-            <w:tcW w:w="2211" w:type="dxa"/>
+            <w:tcW w:w="1710" w:type="dxa"/>
             <w:tcBorders>
               <w:top w:val="nil"/>
               <w:left w:val="nil"/>
@@ -237,10 +279,57 @@
         </w:trPr>
         <w:tc>
           <w:tcPr>
-            <w:tcW w:w="2830" w:type="dxa"/>
-            <w:tcBorders>
-              <w:top w:val="none" w:sz="4" w:space="0" w:color="000000" w:themeColor="text1"/>
-              <w:left w:val="none" w:sz="4" w:space="0" w:color="000000" w:themeColor="text1"/>
+            <w:tcW w:w="2451" w:type="dxa"/>
+            <w:tcBorders>
+              <w:top w:val="nil"/>
+              <w:left w:val="nil"/>
+              <w:bottom w:val="single" w:sz="4" w:space="0" w:color="auto"/>
+              <w:right w:val="single" w:sz="4" w:space="0" w:color="auto"/>
+            </w:tcBorders>
+            <w:tcMar>
+              <w:left w:w="105" w:type="dxa"/>
+              <w:right w:w="105" w:type="dxa"/>
+            </w:tcMar>
+          </w:tcPr>
+          <w:p>
+            <w:pPr>
+              <w:rPr>
+                <w:rFonts w:ascii="Aptos" w:eastAsia="Aptos" w:hAnsi="Aptos" w:cs="Aptos"/>
+                <w:color w:val="000000" w:themeColor="text1"/>
+              </w:rPr>
+            </w:pPr>
+            <w:r>
+              <w:rPr>
+                <w:rFonts w:ascii="Aptos" w:eastAsia="Aptos" w:hAnsi="Aptos" w:cs="Aptos"/>
+                <w:color w:val="000000" w:themeColor="text1"/>
+                <w:lang w:val="pl"/>
+              </w:rPr>
+              <w:t xml:space="preserve"> </w:t>
+            </w:r>
+          </w:p>
+          <w:p>
+            <w:pPr>
+              <w:rPr>
+                <w:rFonts w:ascii="Aptos" w:eastAsia="Aptos" w:hAnsi="Aptos" w:cs="Aptos"/>
+                <w:color w:val="000000" w:themeColor="text1"/>
+              </w:rPr>
+            </w:pPr>
+            <w:r>
+              <w:rPr>
+                <w:rFonts w:ascii="Aptos" w:eastAsia="Aptos" w:hAnsi="Aptos" w:cs="Aptos"/>
+                <w:color w:val="000000" w:themeColor="text1"/>
+                <w:lang w:val="pl"/>
+              </w:rPr>
+              <w:t xml:space="preserve"> </w:t>
+            </w:r>
+          </w:p>
+        </w:tc>
+        <w:tc>
+          <w:tcPr>
+            <w:tcW w:w="850" w:type="dxa"/>
+            <w:tcBorders>
+              <w:top w:val="single" w:sz="4" w:space="0" w:color="000000" w:themeColor="text1"/>
+              <w:left w:val="single" w:sz="4" w:space="0" w:color="auto"/>
               <w:bottom w:val="single" w:sz="4" w:space="0" w:color="000000" w:themeColor="text1"/>
               <w:right w:val="single" w:sz="4" w:space="0" w:color="000000" w:themeColor="text1"/>
             </w:tcBorders>
@@ -248,43 +337,120 @@
               <w:left w:w="105" w:type="dxa"/>
               <w:right w:w="105" w:type="dxa"/>
             </w:tcMar>
-          </w:tcPr>
-          <w:p>
-            <w:pPr>
+            <w:vAlign w:val="center"/>
+          </w:tcPr>
+          <w:p>
+            <w:pPr>
+              <w:jc w:val="center"/>
               <w:rPr>
                 <w:rFonts w:ascii="Aptos" w:eastAsia="Aptos" w:hAnsi="Aptos" w:cs="Aptos"/>
                 <w:color w:val="000000" w:themeColor="text1"/>
+                <w:sz w:val="20"/>
+                <w:szCs w:val="20"/>
               </w:rPr>
             </w:pPr>
             <w:r>
               <w:rPr>
                 <w:rFonts w:ascii="Aptos" w:eastAsia="Aptos" w:hAnsi="Aptos" w:cs="Aptos"/>
-                <w:color w:val="000000" w:themeColor="text1"/>
+                <w:b/>
+                <w:bCs/>
+                <w:color w:val="000000" w:themeColor="text1"/>
+                <w:sz w:val="20"/>
+                <w:szCs w:val="20"/>
                 <w:lang w:val="pl"/>
               </w:rPr>
-              <w:t xml:space="preserve"> </w:t>
+              <w:t>Pkt</w:t>
             </w:r>
           </w:p>
           <w:p>
             <w:pPr>
+              <w:jc w:val="center"/>
               <w:rPr>
                 <w:rFonts w:ascii="Aptos" w:eastAsia="Aptos" w:hAnsi="Aptos" w:cs="Aptos"/>
                 <w:color w:val="000000" w:themeColor="text1"/>
+                <w:sz w:val="20"/>
+                <w:szCs w:val="20"/>
               </w:rPr>
             </w:pPr>
             <w:r>
               <w:rPr>
                 <w:rFonts w:ascii="Aptos" w:eastAsia="Aptos" w:hAnsi="Aptos" w:cs="Aptos"/>
-                <w:color w:val="000000" w:themeColor="text1"/>
+                <w:b/>
+                <w:bCs/>
+                <w:color w:val="000000" w:themeColor="text1"/>
+                <w:sz w:val="20"/>
+                <w:szCs w:val="20"/>
                 <w:lang w:val="pl"/>
               </w:rPr>
-              <w:t xml:space="preserve"> </w:t>
+              <w:t>SET 1</w:t>
             </w:r>
           </w:p>
         </w:tc>
         <w:tc>
           <w:tcPr>
-            <w:tcW w:w="1056" w:type="dxa"/>
+            <w:tcW w:w="850" w:type="dxa"/>
+            <w:tcBorders>
+              <w:top w:val="single" w:sz="4" w:space="0" w:color="000000" w:themeColor="text1"/>
+              <w:left w:val="single" w:sz="4" w:space="0" w:color="000000" w:themeColor="text1"/>
+              <w:bottom w:val="single" w:sz="4" w:space="0" w:color="000000" w:themeColor="text1"/>
+              <w:right w:val="single" w:sz="4" w:space="0" w:color="000000" w:themeColor="text1"/>
+            </w:tcBorders>
+            <w:tcMar>
+              <w:left w:w="105" w:type="dxa"/>
+              <w:right w:w="105" w:type="dxa"/>
+            </w:tcMar>
+            <w:vAlign w:val="center"/>
+          </w:tcPr>
+          <w:p>
+            <w:pPr>
+              <w:jc w:val="center"/>
+              <w:rPr>
+                <w:rFonts w:ascii="Aptos" w:eastAsia="Aptos" w:hAnsi="Aptos" w:cs="Aptos"/>
+                <w:color w:val="000000" w:themeColor="text1"/>
+                <w:sz w:val="20"/>
+                <w:szCs w:val="20"/>
+              </w:rPr>
+            </w:pPr>
+            <w:r>
+              <w:rPr>
+                <w:rFonts w:ascii="Aptos" w:eastAsia="Aptos" w:hAnsi="Aptos" w:cs="Aptos"/>
+                <w:b/>
+                <w:bCs/>
+                <w:color w:val="000000" w:themeColor="text1"/>
+                <w:sz w:val="20"/>
+                <w:szCs w:val="20"/>
+                <w:lang w:val="pl"/>
+              </w:rPr>
+              <w:t>Pkt</w:t>
+            </w:r>
+          </w:p>
+          <w:p>
+            <w:pPr>
+              <w:jc w:val="center"/>
+              <w:rPr>
+                <w:rFonts w:ascii="Aptos" w:eastAsia="Aptos" w:hAnsi="Aptos" w:cs="Aptos"/>
+                <w:color w:val="000000" w:themeColor="text1"/>
+                <w:sz w:val="20"/>
+                <w:szCs w:val="20"/>
+              </w:rPr>
+            </w:pPr>
+            <w:r>
+              <w:rPr>
+                <w:rFonts w:ascii="Aptos" w:eastAsia="Aptos" w:hAnsi="Aptos" w:cs="Aptos"/>
+                <w:b/>
+                <w:bCs/>
+                <w:color w:val="000000" w:themeColor="text1"/>
+                <w:sz w:val="20"/>
+                <w:szCs w:val="20"/>
+                <w:lang w:val="pl"/>
+              </w:rPr>
+              <w:t>SET 2</w:t>
+            </w:r>
+          </w:p>
+        </w:tc>
+        <w:tc>
+          <w:tcPr>
+            <w:tcW w:w="850" w:type="dxa"/>
             <w:tcBorders>
               <w:top w:val="single" w:sz="4" w:space="0" w:color="auto"/>
               <w:left w:val="single" w:sz="4" w:space="0" w:color="000000" w:themeColor="text1"/>
@@ -303,6 +469,8 @@
               <w:rPr>
                 <w:rFonts w:ascii="Aptos" w:eastAsia="Aptos" w:hAnsi="Aptos" w:cs="Aptos"/>
                 <w:color w:val="000000" w:themeColor="text1"/>
+                <w:sz w:val="20"/>
+                <w:szCs w:val="20"/>
               </w:rPr>
             </w:pPr>
             <w:r>
@@ -311,9 +479,11 @@
                 <w:b/>
                 <w:bCs/>
                 <w:color w:val="000000" w:themeColor="text1"/>
+                <w:sz w:val="20"/>
+                <w:szCs w:val="20"/>
                 <w:lang w:val="pl"/>
               </w:rPr>
-              <w:t>Punkty</w:t>
+              <w:t>Pkt</w:t>
             </w:r>
           </w:p>
           <w:p>
@@ -322,6 +492,8 @@
               <w:rPr>
                 <w:rFonts w:ascii="Aptos" w:eastAsia="Aptos" w:hAnsi="Aptos" w:cs="Aptos"/>
                 <w:color w:val="000000" w:themeColor="text1"/>
+                <w:sz w:val="20"/>
+                <w:szCs w:val="20"/>
               </w:rPr>
             </w:pPr>
             <w:r>
@@ -330,15 +502,141 @@
                 <w:b/>
                 <w:bCs/>
                 <w:color w:val="000000" w:themeColor="text1"/>
+                <w:sz w:val="20"/>
+                <w:szCs w:val="20"/>
                 <w:lang w:val="pl"/>
               </w:rPr>
-              <w:t>SET 1</w:t>
+              <w:t>SET 3</w:t>
             </w:r>
           </w:p>
         </w:tc>
         <w:tc>
           <w:tcPr>
-            <w:tcW w:w="1056" w:type="dxa"/>
+            <w:tcW w:w="850" w:type="dxa"/>
+            <w:tcBorders>
+              <w:top w:val="single" w:sz="4" w:space="0" w:color="auto"/>
+              <w:left w:val="single" w:sz="4" w:space="0" w:color="000000" w:themeColor="text1"/>
+              <w:bottom w:val="single" w:sz="4" w:space="0" w:color="auto"/>
+              <w:right w:val="single" w:sz="4" w:space="0" w:color="auto"/>
+            </w:tcBorders>
+            <w:tcMar>
+              <w:left w:w="105" w:type="dxa"/>
+              <w:right w:w="105" w:type="dxa"/>
+            </w:tcMar>
+            <w:vAlign w:val="center"/>
+          </w:tcPr>
+          <w:p>
+            <w:pPr>
+              <w:jc w:val="center"/>
+              <w:rPr>
+                <w:rFonts w:ascii="Aptos" w:eastAsia="Aptos" w:hAnsi="Aptos" w:cs="Aptos"/>
+                <w:color w:val="000000" w:themeColor="text1"/>
+                <w:sz w:val="20"/>
+                <w:szCs w:val="20"/>
+              </w:rPr>
+            </w:pPr>
+            <w:r>
+              <w:rPr>
+                <w:rFonts w:ascii="Aptos" w:eastAsia="Aptos" w:hAnsi="Aptos" w:cs="Aptos"/>
+                <w:b/>
+                <w:bCs/>
+                <w:color w:val="000000" w:themeColor="text1"/>
+                <w:sz w:val="20"/>
+                <w:szCs w:val="20"/>
+                <w:lang w:val="pl"/>
+              </w:rPr>
+              <w:t>Pkt</w:t>
+            </w:r>
+          </w:p>
+          <w:p>
+            <w:pPr>
+              <w:jc w:val="center"/>
+              <w:rPr>
+                <w:rFonts w:ascii="Aptos" w:eastAsia="Aptos" w:hAnsi="Aptos" w:cs="Aptos"/>
+                <w:color w:val="000000" w:themeColor="text1"/>
+                <w:sz w:val="20"/>
+                <w:szCs w:val="20"/>
+              </w:rPr>
+            </w:pPr>
+            <w:r>
+              <w:rPr>
+                <w:rFonts w:ascii="Aptos" w:eastAsia="Aptos" w:hAnsi="Aptos" w:cs="Aptos"/>
+                <w:b/>
+                <w:bCs/>
+                <w:color w:val="000000" w:themeColor="text1"/>
+                <w:sz w:val="20"/>
+                <w:szCs w:val="20"/>
+                <w:lang w:val="pl"/>
+              </w:rPr>
+              <w:t>SET 4</w:t>
+            </w:r>
+          </w:p>
+        </w:tc>
+        <w:tc>
+          <w:tcPr>
+            <w:tcW w:w="850" w:type="dxa"/>
+            <w:tcBorders>
+              <w:top w:val="single" w:sz="4" w:space="0" w:color="auto"/>
+              <w:left w:val="single" w:sz="4" w:space="0" w:color="000000" w:themeColor="text1"/>
+              <w:bottom w:val="single" w:sz="4" w:space="0" w:color="auto"/>
+              <w:right w:val="single" w:sz="4" w:space="0" w:color="auto"/>
+            </w:tcBorders>
+            <w:tcMar>
+              <w:left w:w="105" w:type="dxa"/>
+              <w:right w:w="105" w:type="dxa"/>
+            </w:tcMar>
+            <w:vAlign w:val="center"/>
+          </w:tcPr>
+          <w:p>
+            <w:pPr>
+              <w:jc w:val="center"/>
+              <w:rPr>
+                <w:rFonts w:ascii="Aptos" w:eastAsia="Aptos" w:hAnsi="Aptos" w:cs="Aptos"/>
+                <w:color w:val="000000" w:themeColor="text1"/>
+                <w:sz w:val="20"/>
+                <w:szCs w:val="20"/>
+              </w:rPr>
+            </w:pPr>
+            <w:r>
+              <w:rPr>
+                <w:rFonts w:ascii="Aptos" w:eastAsia="Aptos" w:hAnsi="Aptos" w:cs="Aptos"/>
+                <w:b/>
+                <w:bCs/>
+                <w:color w:val="000000" w:themeColor="text1"/>
+                <w:sz w:val="20"/>
+                <w:szCs w:val="20"/>
+                <w:lang w:val="pl"/>
+              </w:rPr>
+              <w:t>Pkt</w:t>
+            </w:r>
+          </w:p>
+          <w:p>
+            <w:pPr>
+              <w:jc w:val="center"/>
+              <w:rPr>
+                <w:rFonts w:ascii="Aptos" w:eastAsia="Aptos" w:hAnsi="Aptos" w:cs="Aptos"/>
+                <w:color w:val="000000" w:themeColor="text1"/>
+                <w:sz w:val="20"/>
+                <w:szCs w:val="20"/>
+              </w:rPr>
+            </w:pPr>
+            <w:r>
+              <w:rPr>
+                <w:rFonts w:ascii="Aptos" w:eastAsia="Aptos" w:hAnsi="Aptos" w:cs="Aptos"/>
+                <w:b/>
+                <w:bCs/>
+                <w:color w:val="000000" w:themeColor="text1"/>
+                <w:sz w:val="20"/>
+                <w:szCs w:val="20"/>
+                <w:lang w:val="pl"/>
+              </w:rPr>
+              <w:t>SET 5</w:t>
+            </w:r>
+          </w:p>
+        </w:tc>
+        <w:tc>
+          <w:tcPr>
+            <w:tcW w:w="1039" w:type="dxa"/>
             <w:tcBorders>
               <w:top w:val="single" w:sz="4" w:space="0" w:color="auto"/>
               <w:left w:val="single" w:sz="4" w:space="0" w:color="auto"/>
@@ -357,6 +655,8 @@
               <w:rPr>
                 <w:rFonts w:ascii="Aptos" w:eastAsia="Aptos" w:hAnsi="Aptos" w:cs="Aptos"/>
                 <w:color w:val="000000" w:themeColor="text1"/>
+                <w:sz w:val="20"/>
+                <w:szCs w:val="20"/>
               </w:rPr>
             </w:pPr>
             <w:r>
@@ -365,113 +665,8 @@
                 <w:b/>
                 <w:bCs/>
                 <w:color w:val="000000" w:themeColor="text1"/>
-                <w:lang w:val="pl"/>
-              </w:rPr>
-              <w:t>Punkty</w:t>
-            </w:r>
-          </w:p>
-          <w:p>
-            <w:pPr>
-              <w:jc w:val="center"/>
-              <w:rPr>
-                <w:rFonts w:ascii="Aptos" w:eastAsia="Aptos" w:hAnsi="Aptos" w:cs="Aptos"/>
-                <w:color w:val="000000" w:themeColor="text1"/>
-              </w:rPr>
-            </w:pPr>
-            <w:r>
-              <w:rPr>
-                <w:rFonts w:ascii="Aptos" w:eastAsia="Aptos" w:hAnsi="Aptos" w:cs="Aptos"/>
-                <w:b/>
-                <w:bCs/>
-                <w:color w:val="000000" w:themeColor="text1"/>
-                <w:lang w:val="pl"/>
-              </w:rPr>
-              <w:t>SET 2</w:t>
-            </w:r>
-          </w:p>
-        </w:tc>
-        <w:tc>
-          <w:tcPr>
-            <w:tcW w:w="1056" w:type="dxa"/>
-            <w:tcBorders>
-              <w:top w:val="single" w:sz="4" w:space="0" w:color="auto"/>
-              <w:left w:val="single" w:sz="4" w:space="0" w:color="auto"/>
-              <w:bottom w:val="single" w:sz="4" w:space="0" w:color="auto"/>
-              <w:right w:val="single" w:sz="4" w:space="0" w:color="auto"/>
-            </w:tcBorders>
-            <w:tcMar>
-              <w:left w:w="105" w:type="dxa"/>
-              <w:right w:w="105" w:type="dxa"/>
-            </w:tcMar>
-          </w:tcPr>
-          <w:p>
-            <w:pPr>
-              <w:jc w:val="center"/>
-              <w:rPr>
-                <w:rFonts w:ascii="Aptos" w:eastAsia="Aptos" w:hAnsi="Aptos" w:cs="Aptos"/>
-                <w:color w:val="000000" w:themeColor="text1"/>
-              </w:rPr>
-            </w:pPr>
-            <w:r>
-              <w:rPr>
-                <w:rFonts w:ascii="Aptos" w:eastAsia="Aptos" w:hAnsi="Aptos" w:cs="Aptos"/>
-                <w:b/>
-                <w:bCs/>
-                <w:color w:val="000000" w:themeColor="text1"/>
-                <w:lang w:val="pl"/>
-              </w:rPr>
-              <w:t>Punkty</w:t>
-            </w:r>
-          </w:p>
-          <w:p>
-            <w:pPr>
-              <w:jc w:val="center"/>
-              <w:rPr>
-                <w:rFonts w:ascii="Aptos" w:eastAsia="Aptos" w:hAnsi="Aptos" w:cs="Aptos"/>
-                <w:color w:val="000000" w:themeColor="text1"/>
-              </w:rPr>
-            </w:pPr>
-            <w:r>
-              <w:rPr>
-                <w:rFonts w:ascii="Aptos" w:eastAsia="Aptos" w:hAnsi="Aptos" w:cs="Aptos"/>
-                <w:b/>
-                <w:bCs/>
-                <w:color w:val="000000" w:themeColor="text1"/>
-                <w:lang w:val="pl"/>
-              </w:rPr>
-              <w:t>SET 3</w:t>
-            </w:r>
-          </w:p>
-        </w:tc>
-        <w:tc>
-          <w:tcPr>
-            <w:tcW w:w="1241" w:type="dxa"/>
-            <w:tcBorders>
-              <w:top w:val="single" w:sz="4" w:space="0" w:color="auto"/>
-              <w:left w:val="single" w:sz="4" w:space="0" w:color="auto"/>
-              <w:bottom w:val="single" w:sz="4" w:space="0" w:color="auto"/>
-              <w:right w:val="single" w:sz="4" w:space="0" w:color="auto"/>
-            </w:tcBorders>
-            <w:tcMar>
-              <w:left w:w="105" w:type="dxa"/>
-              <w:right w:w="105" w:type="dxa"/>
-            </w:tcMar>
-            <w:vAlign w:val="center"/>
-          </w:tcPr>
-          <w:p>
-            <w:pPr>
-              <w:jc w:val="center"/>
-              <w:rPr>
-                <w:rFonts w:ascii="Aptos" w:eastAsia="Aptos" w:hAnsi="Aptos" w:cs="Aptos"/>
-                <w:color w:val="000000" w:themeColor="text1"/>
-              </w:rPr>
-            </w:pPr>
-            <w:r>
-              <w:rPr>
-                <w:rFonts w:ascii="Aptos" w:eastAsia="Aptos" w:hAnsi="Aptos" w:cs="Aptos"/>
-                <w:b/>
-                <w:bCs/>
-                <w:color w:val="000000" w:themeColor="text1"/>
+                <w:sz w:val="20"/>
+                <w:szCs w:val="20"/>
                 <w:lang w:val="pl"/>
               </w:rPr>
               <w:t>Wygrane</w:t>
@@ -485,6 +680,8 @@
                 <w:b/>
                 <w:bCs/>
                 <w:color w:val="000000" w:themeColor="text1"/>
+                <w:sz w:val="20"/>
+                <w:szCs w:val="20"/>
                 <w:lang w:val="pl"/>
               </w:rPr>
               <w:t>sety</w:t>
@@ -493,7 +690,7 @@
         </w:tc>
         <w:tc>
           <w:tcPr>
-            <w:tcW w:w="2211" w:type="dxa"/>
+            <w:tcW w:w="1710" w:type="dxa"/>
             <w:tcBorders>
               <w:top w:val="single" w:sz="4" w:space="0" w:color="auto"/>
               <w:left w:val="single" w:sz="4" w:space="0" w:color="auto"/>
@@ -512,6 +709,8 @@
               <w:rPr>
                 <w:rFonts w:ascii="Aptos" w:eastAsia="Aptos" w:hAnsi="Aptos" w:cs="Aptos"/>
                 <w:color w:val="000000" w:themeColor="text1"/>
+                <w:sz w:val="20"/>
+                <w:szCs w:val="20"/>
               </w:rPr>
             </w:pPr>
             <w:r>
@@ -520,6 +719,8 @@
                 <w:b/>
                 <w:bCs/>
                 <w:color w:val="000000" w:themeColor="text1"/>
+                <w:sz w:val="20"/>
+                <w:szCs w:val="20"/>
                 <w:lang w:val="pl"/>
               </w:rPr>
               <w:t>Podpis</w:t>
@@ -533,7 +734,46 @@
         </w:trPr>
         <w:tc>
           <w:tcPr>
-            <w:tcW w:w="2830" w:type="dxa"/>
+            <w:tcW w:w="2451" w:type="dxa"/>
+            <w:tcBorders>
+              <w:top w:val="single" w:sz="4" w:space="0" w:color="auto"/>
+              <w:left w:val="single" w:sz="4" w:space="0" w:color="auto"/>
+              <w:bottom w:val="single" w:sz="4" w:space="0" w:color="auto"/>
+              <w:right w:val="single" w:sz="4" w:space="0" w:color="auto"/>
+            </w:tcBorders>
+            <w:tcMar>
+              <w:left w:w="105" w:type="dxa"/>
+              <w:right w:w="105" w:type="dxa"/>
+            </w:tcMar>
+            <w:vAlign w:val="center"/>
+          </w:tcPr>
+          <w:p>
+            <w:pPr>
+              <w:jc w:val="right"/>
+              <w:rPr>
+                <w:rFonts w:ascii="Aptos" w:eastAsia="Aptos" w:hAnsi="Aptos" w:cs="Aptos"/>
+                <w:color w:val="000000" w:themeColor="text1"/>
+                <w:sz w:val="28"/>
+                <w:szCs w:val="28"/>
+              </w:rPr>
+            </w:pPr>
+            <w:r>
+              <w:rPr>
+                <w:rFonts w:ascii="Aptos" w:eastAsia="Aptos" w:hAnsi="Aptos" w:cs="Aptos"/>
+                <w:b/>
+                <w:bCs/>
+                <w:color w:val="000000" w:themeColor="text1"/>
+                <w:sz w:val="28"/>
+                <w:szCs w:val="28"/>
+                <w:lang w:val="pl"/>
+              </w:rPr>
+              <w:t xml:space="preserve"> </w:t>
+            </w:r>
+          </w:p>
+        </w:tc>
+        <w:tc>
+          <w:tcPr>
+            <w:tcW w:w="850" w:type="dxa"/>
             <w:tcBorders>
               <w:top w:val="single" w:sz="4" w:space="0" w:color="000000" w:themeColor="text1"/>
               <w:left w:val="single" w:sz="4" w:space="0" w:color="auto"/>
@@ -544,26 +784,18 @@
               <w:left w:w="105" w:type="dxa"/>
               <w:right w:w="105" w:type="dxa"/>
             </w:tcMar>
-            <w:vAlign w:val="center"/>
-          </w:tcPr>
-          <w:p>
-            <w:pPr>
-              <w:jc w:val="right"/>
+          </w:tcPr>
+          <w:p>
+            <w:pPr>
               <w:rPr>
                 <w:rFonts w:ascii="Aptos" w:eastAsia="Aptos" w:hAnsi="Aptos" w:cs="Aptos"/>
                 <w:color w:val="000000" w:themeColor="text1"/>
-                <w:sz w:val="28"/>
-                <w:szCs w:val="28"/>
               </w:rPr>
             </w:pPr>
             <w:r>
               <w:rPr>
                 <w:rFonts w:ascii="Aptos" w:eastAsia="Aptos" w:hAnsi="Aptos" w:cs="Aptos"/>
-                <w:b/>
-                <w:bCs/>
-                <w:color w:val="000000" w:themeColor="text1"/>
-                <w:sz w:val="28"/>
-                <w:szCs w:val="28"/>
+                <w:color w:val="000000" w:themeColor="text1"/>
                 <w:lang w:val="pl"/>
               </w:rPr>
               <w:t xml:space="preserve"> </w:t>
@@ -572,7 +804,38 @@
         </w:tc>
         <w:tc>
           <w:tcPr>
-            <w:tcW w:w="1056" w:type="dxa"/>
+            <w:tcW w:w="850" w:type="dxa"/>
+            <w:tcBorders>
+              <w:top w:val="single" w:sz="4" w:space="0" w:color="000000" w:themeColor="text1"/>
+              <w:left w:val="single" w:sz="4" w:space="0" w:color="auto"/>
+              <w:bottom w:val="single" w:sz="4" w:space="0" w:color="auto"/>
+              <w:right w:val="single" w:sz="4" w:space="0" w:color="auto"/>
+            </w:tcBorders>
+            <w:tcMar>
+              <w:left w:w="105" w:type="dxa"/>
+              <w:right w:w="105" w:type="dxa"/>
+            </w:tcMar>
+          </w:tcPr>
+          <w:p>
+            <w:pPr>
+              <w:rPr>
+                <w:rFonts w:ascii="Aptos" w:eastAsia="Aptos" w:hAnsi="Aptos" w:cs="Aptos"/>
+                <w:color w:val="000000" w:themeColor="text1"/>
+              </w:rPr>
+            </w:pPr>
+            <w:r>
+              <w:rPr>
+                <w:rFonts w:ascii="Aptos" w:eastAsia="Aptos" w:hAnsi="Aptos" w:cs="Aptos"/>
+                <w:color w:val="000000" w:themeColor="text1"/>
+                <w:lang w:val="pl"/>
+              </w:rPr>
+              <w:t xml:space="preserve"> </w:t>
+            </w:r>
+          </w:p>
+        </w:tc>
+        <w:tc>
+          <w:tcPr>
+            <w:tcW w:w="850" w:type="dxa"/>
             <w:tcBorders>
               <w:top w:val="single" w:sz="4" w:space="0" w:color="auto"/>
               <w:left w:val="single" w:sz="4" w:space="0" w:color="auto"/>
@@ -603,7 +866,7 @@
         </w:tc>
         <w:tc>
           <w:tcPr>
-            <w:tcW w:w="1056" w:type="dxa"/>
+            <w:tcW w:w="850" w:type="dxa"/>
             <w:tcBorders>
               <w:top w:val="single" w:sz="4" w:space="0" w:color="auto"/>
               <w:left w:val="single" w:sz="4" w:space="0" w:color="auto"/>
@@ -620,21 +883,14 @@
               <w:rPr>
                 <w:rFonts w:ascii="Aptos" w:eastAsia="Aptos" w:hAnsi="Aptos" w:cs="Aptos"/>
                 <w:color w:val="000000" w:themeColor="text1"/>
-              </w:rPr>
-            </w:pPr>
-            <w:r>
-              <w:rPr>
-                <w:rFonts w:ascii="Aptos" w:eastAsia="Aptos" w:hAnsi="Aptos" w:cs="Aptos"/>
-                <w:color w:val="000000" w:themeColor="text1"/>
                 <w:lang w:val="pl"/>
               </w:rPr>
-              <w:t xml:space="preserve"> </w:t>
-            </w:r>
-          </w:p>
-        </w:tc>
-        <w:tc>
-          <w:tcPr>
-            <w:tcW w:w="1056" w:type="dxa"/>
+            </w:pPr>
+          </w:p>
+        </w:tc>
+        <w:tc>
+          <w:tcPr>
+            <w:tcW w:w="850" w:type="dxa"/>
             <w:tcBorders>
               <w:top w:val="single" w:sz="4" w:space="0" w:color="auto"/>
               <w:left w:val="single" w:sz="4" w:space="0" w:color="auto"/>
@@ -651,21 +907,14 @@
               <w:rPr>
                 <w:rFonts w:ascii="Aptos" w:eastAsia="Aptos" w:hAnsi="Aptos" w:cs="Aptos"/>
                 <w:color w:val="000000" w:themeColor="text1"/>
-              </w:rPr>
-            </w:pPr>
-            <w:r>
-              <w:rPr>
-                <w:rFonts w:ascii="Aptos" w:eastAsia="Aptos" w:hAnsi="Aptos" w:cs="Aptos"/>
-                <w:color w:val="000000" w:themeColor="text1"/>
                 <w:lang w:val="pl"/>
               </w:rPr>
-              <w:t xml:space="preserve"> </w:t>
-            </w:r>
-          </w:p>
-        </w:tc>
-        <w:tc>
-          <w:tcPr>
-            <w:tcW w:w="1241" w:type="dxa"/>
+            </w:pPr>
+          </w:p>
+        </w:tc>
+        <w:tc>
+          <w:tcPr>
+            <w:tcW w:w="1039" w:type="dxa"/>
             <w:tcBorders>
               <w:top w:val="single" w:sz="4" w:space="0" w:color="auto"/>
               <w:left w:val="single" w:sz="4" w:space="0" w:color="auto"/>
@@ -696,7 +945,7 @@
         </w:tc>
         <w:tc>
           <w:tcPr>
-            <w:tcW w:w="2211" w:type="dxa"/>
+            <w:tcW w:w="1710" w:type="dxa"/>
             <w:tcBorders>
               <w:top w:val="single" w:sz="4" w:space="0" w:color="auto"/>
               <w:left w:val="single" w:sz="4" w:space="0" w:color="auto"/>
@@ -732,7 +981,7 @@
         </w:trPr>
         <w:tc>
           <w:tcPr>
-            <w:tcW w:w="2830" w:type="dxa"/>
+            <w:tcW w:w="2451" w:type="dxa"/>
             <w:tcBorders>
               <w:top w:val="single" w:sz="4" w:space="0" w:color="auto"/>
               <w:left w:val="single" w:sz="4" w:space="0" w:color="auto"/>
@@ -771,7 +1020,7 @@
         </w:tc>
         <w:tc>
           <w:tcPr>
-            <w:tcW w:w="1056" w:type="dxa"/>
+            <w:tcW w:w="850" w:type="dxa"/>
             <w:tcBorders>
               <w:top w:val="single" w:sz="4" w:space="0" w:color="auto"/>
               <w:left w:val="single" w:sz="4" w:space="0" w:color="auto"/>
@@ -802,7 +1051,7 @@
         </w:tc>
         <w:tc>
           <w:tcPr>
-            <w:tcW w:w="1056" w:type="dxa"/>
+            <w:tcW w:w="850" w:type="dxa"/>
             <w:tcBorders>
               <w:top w:val="single" w:sz="4" w:space="0" w:color="auto"/>
               <w:left w:val="single" w:sz="4" w:space="0" w:color="auto"/>
@@ -833,7 +1082,7 @@
         </w:tc>
         <w:tc>
           <w:tcPr>
-            <w:tcW w:w="1056" w:type="dxa"/>
+            <w:tcW w:w="850" w:type="dxa"/>
             <w:tcBorders>
               <w:top w:val="single" w:sz="4" w:space="0" w:color="auto"/>
               <w:left w:val="single" w:sz="4" w:space="0" w:color="auto"/>
@@ -864,7 +1113,7 @@
         </w:tc>
         <w:tc>
           <w:tcPr>
-            <w:tcW w:w="1241" w:type="dxa"/>
+            <w:tcW w:w="850" w:type="dxa"/>
             <w:tcBorders>
               <w:top w:val="single" w:sz="4" w:space="0" w:color="auto"/>
               <w:left w:val="single" w:sz="4" w:space="0" w:color="auto"/>
@@ -881,6 +1130,54 @@
               <w:rPr>
                 <w:rFonts w:ascii="Aptos" w:eastAsia="Aptos" w:hAnsi="Aptos" w:cs="Aptos"/>
                 <w:color w:val="000000" w:themeColor="text1"/>
+                <w:lang w:val="pl"/>
+              </w:rPr>
+            </w:pPr>
+          </w:p>
+        </w:tc>
+        <w:tc>
+          <w:tcPr>
+            <w:tcW w:w="850" w:type="dxa"/>
+            <w:tcBorders>
+              <w:top w:val="single" w:sz="4" w:space="0" w:color="auto"/>
+              <w:left w:val="single" w:sz="4" w:space="0" w:color="auto"/>
+              <w:bottom w:val="single" w:sz="4" w:space="0" w:color="auto"/>
+              <w:right w:val="single" w:sz="4" w:space="0" w:color="auto"/>
+            </w:tcBorders>
+            <w:tcMar>
+              <w:left w:w="105" w:type="dxa"/>
+              <w:right w:w="105" w:type="dxa"/>
+            </w:tcMar>
+          </w:tcPr>
+          <w:p>
+            <w:pPr>
+              <w:rPr>
+                <w:rFonts w:ascii="Aptos" w:eastAsia="Aptos" w:hAnsi="Aptos" w:cs="Aptos"/>
+                <w:color w:val="000000" w:themeColor="text1"/>
+                <w:lang w:val="pl"/>
+              </w:rPr>
+            </w:pPr>
+          </w:p>
+        </w:tc>
+        <w:tc>
+          <w:tcPr>
+            <w:tcW w:w="1039" w:type="dxa"/>
+            <w:tcBorders>
+              <w:top w:val="single" w:sz="4" w:space="0" w:color="auto"/>
+              <w:left w:val="single" w:sz="4" w:space="0" w:color="auto"/>
+              <w:bottom w:val="single" w:sz="4" w:space="0" w:color="auto"/>
+              <w:right w:val="single" w:sz="4" w:space="0" w:color="auto"/>
+            </w:tcBorders>
+            <w:tcMar>
+              <w:left w:w="105" w:type="dxa"/>
+              <w:right w:w="105" w:type="dxa"/>
+            </w:tcMar>
+          </w:tcPr>
+          <w:p>
+            <w:pPr>
+              <w:rPr>
+                <w:rFonts w:ascii="Aptos" w:eastAsia="Aptos" w:hAnsi="Aptos" w:cs="Aptos"/>
+                <w:color w:val="000000" w:themeColor="text1"/>
               </w:rPr>
             </w:pPr>
             <w:r>
@@ -895,7 +1192,7 @@
         </w:tc>
         <w:tc>
           <w:tcPr>
-            <w:tcW w:w="2211" w:type="dxa"/>
+            <w:tcW w:w="1710" w:type="dxa"/>
             <w:tcBorders>
               <w:top w:val="single" w:sz="4" w:space="0" w:color="auto"/>
               <w:left w:val="single" w:sz="4" w:space="0" w:color="auto"/>
@@ -922,7 +1219,6 @@
     <w:p>
       <w:pPr>
         <w:spacing w:after="0"/>
-        <w:jc w:val="center"/>
         <w:rPr>
           <w:rFonts w:ascii="Aptos Narrow" w:eastAsia="Aptos Narrow" w:hAnsi="Aptos Narrow" w:cs="Aptos Narrow"/>
           <w:color w:val="000000" w:themeColor="text1"/>
@@ -1047,6 +1343,7 @@
       <w:tblPr>
         <w:tblStyle w:val="TableGrid"/>
         <w:tblW w:w="9439" w:type="dxa"/>
+        <w:tblInd w:w="-5" w:type="dxa"/>
         <w:tblBorders>
           <w:top w:val="single" w:sz="6" w:space="0" w:color="auto"/>
           <w:left w:val="single" w:sz="6" w:space="0" w:color="auto"/>
@@ -1088,7 +1385,7 @@
         </w:trPr>
         <w:tc>
           <w:tcPr>
-            <w:tcW w:w="391" w:type="dxa"/>
+            <w:tcW w:w="393" w:type="dxa"/>
             <w:tcBorders>
               <w:left w:val="single" w:sz="4" w:space="0" w:color="auto"/>
             </w:tcBorders>
@@ -1111,7 +1408,7 @@
         </w:tc>
         <w:tc>
           <w:tcPr>
-            <w:tcW w:w="3016" w:type="dxa"/>
+            <w:tcW w:w="3014" w:type="dxa"/>
             <w:gridSpan w:val="8"/>
             <w:tcMar>
               <w:left w:w="105" w:type="dxa"/>
@@ -1231,7 +1528,7 @@
         </w:trPr>
         <w:tc>
           <w:tcPr>
-            <w:tcW w:w="391" w:type="dxa"/>
+            <w:tcW w:w="393" w:type="dxa"/>
             <w:vMerge w:val="restart"/>
             <w:tcBorders>
               <w:left w:val="single" w:sz="4" w:space="0" w:color="auto"/>
@@ -1258,7 +1555,7 @@
         </w:tc>
         <w:tc>
           <w:tcPr>
-            <w:tcW w:w="1131" w:type="dxa"/>
+            <w:tcW w:w="1129" w:type="dxa"/>
             <w:gridSpan w:val="3"/>
             <w:tcBorders>
               <w:right w:val="single" w:sz="12" w:space="0" w:color="000000" w:themeColor="text1"/>
@@ -1794,7 +2091,7 @@
               <w:top w:val="single" w:sz="12" w:space="0" w:color="000000" w:themeColor="text1"/>
               <w:left w:val="single" w:sz="12" w:space="0" w:color="000000" w:themeColor="text1"/>
               <w:bottom w:val="single" w:sz="4" w:space="0" w:color="000000" w:themeColor="text1"/>
-              <w:right w:val="single" w:sz="12" w:space="0" w:color="000000" w:themeColor="text1"/>
+              <w:right w:val="single" w:sz="12" w:space="0" w:color="auto"/>
             </w:tcBorders>
             <w:shd w:val="clear" w:color="auto" w:fill="FFFFFF" w:themeFill="background1"/>
             <w:tcMar>
@@ -1867,7 +2164,7 @@
         </w:trPr>
         <w:tc>
           <w:tcPr>
-            <w:tcW w:w="391" w:type="dxa"/>
+            <w:tcW w:w="393" w:type="dxa"/>
             <w:vMerge/>
             <w:tcMar>
               <w:left w:w="105" w:type="dxa"/>
@@ -1879,28 +2176,28 @@
         </w:tc>
         <w:tc>
           <w:tcPr>
-            <w:tcW w:w="377" w:type="dxa"/>
-            <w:tcMar>
-              <w:left w:w="105" w:type="dxa"/>
-              <w:right w:w="105" w:type="dxa"/>
-            </w:tcMar>
-            <w:vAlign w:val="center"/>
-          </w:tcPr>
-          <w:p>
-            <w:pPr>
-              <w:jc w:val="center"/>
-              <w:rPr>
-                <w:rFonts w:ascii="Aptos Narrow" w:eastAsia="Aptos Narrow" w:hAnsi="Aptos Narrow" w:cs="Aptos Narrow"/>
-                <w:color w:val="000000" w:themeColor="text1"/>
-                <w:sz w:val="20"/>
-                <w:szCs w:val="20"/>
-              </w:rPr>
-            </w:pPr>
-          </w:p>
-        </w:tc>
-        <w:tc>
-          <w:tcPr>
-            <w:tcW w:w="377" w:type="dxa"/>
+            <w:tcW w:w="376" w:type="dxa"/>
+            <w:tcMar>
+              <w:left w:w="105" w:type="dxa"/>
+              <w:right w:w="105" w:type="dxa"/>
+            </w:tcMar>
+            <w:vAlign w:val="center"/>
+          </w:tcPr>
+          <w:p>
+            <w:pPr>
+              <w:jc w:val="center"/>
+              <w:rPr>
+                <w:rFonts w:ascii="Aptos Narrow" w:eastAsia="Aptos Narrow" w:hAnsi="Aptos Narrow" w:cs="Aptos Narrow"/>
+                <w:color w:val="000000" w:themeColor="text1"/>
+                <w:sz w:val="20"/>
+                <w:szCs w:val="20"/>
+              </w:rPr>
+            </w:pPr>
+          </w:p>
+        </w:tc>
+        <w:tc>
+          <w:tcPr>
+            <w:tcW w:w="376" w:type="dxa"/>
             <w:tcMar>
               <w:left w:w="105" w:type="dxa"/>
               <w:right w:w="105" w:type="dxa"/>
@@ -2383,6 +2680,9 @@
           <w:tcPr>
             <w:tcW w:w="377" w:type="dxa"/>
             <w:vMerge/>
+            <w:tcBorders>
+              <w:right w:val="single" w:sz="12" w:space="0" w:color="auto"/>
+            </w:tcBorders>
           </w:tcPr>
           <w:p/>
         </w:tc>
@@ -2393,7 +2693,7 @@
         </w:trPr>
         <w:tc>
           <w:tcPr>
-            <w:tcW w:w="391" w:type="dxa"/>
+            <w:tcW w:w="393" w:type="dxa"/>
             <w:tcBorders>
               <w:left w:val="single" w:sz="4" w:space="0" w:color="auto"/>
             </w:tcBorders>
@@ -2426,28 +2726,28 @@
         </w:tc>
         <w:tc>
           <w:tcPr>
-            <w:tcW w:w="377" w:type="dxa"/>
-            <w:tcMar>
-              <w:left w:w="105" w:type="dxa"/>
-              <w:right w:w="105" w:type="dxa"/>
-            </w:tcMar>
-            <w:vAlign w:val="center"/>
-          </w:tcPr>
-          <w:p>
-            <w:pPr>
-              <w:jc w:val="center"/>
-              <w:rPr>
-                <w:rFonts w:ascii="Aptos Narrow" w:eastAsia="Aptos Narrow" w:hAnsi="Aptos Narrow" w:cs="Aptos Narrow"/>
-                <w:color w:val="000000" w:themeColor="text1"/>
-                <w:sz w:val="20"/>
-                <w:szCs w:val="20"/>
-              </w:rPr>
-            </w:pPr>
-          </w:p>
-        </w:tc>
-        <w:tc>
-          <w:tcPr>
-            <w:tcW w:w="377" w:type="dxa"/>
+            <w:tcW w:w="376" w:type="dxa"/>
+            <w:tcMar>
+              <w:left w:w="105" w:type="dxa"/>
+              <w:right w:w="105" w:type="dxa"/>
+            </w:tcMar>
+            <w:vAlign w:val="center"/>
+          </w:tcPr>
+          <w:p>
+            <w:pPr>
+              <w:jc w:val="center"/>
+              <w:rPr>
+                <w:rFonts w:ascii="Aptos Narrow" w:eastAsia="Aptos Narrow" w:hAnsi="Aptos Narrow" w:cs="Aptos Narrow"/>
+                <w:color w:val="000000" w:themeColor="text1"/>
+                <w:sz w:val="20"/>
+                <w:szCs w:val="20"/>
+              </w:rPr>
+            </w:pPr>
+          </w:p>
+        </w:tc>
+        <w:tc>
+          <w:tcPr>
+            <w:tcW w:w="376" w:type="dxa"/>
             <w:shd w:val="clear" w:color="auto" w:fill="F2F2F2" w:themeFill="background1" w:themeFillShade="F2"/>
             <w:tcMar>
               <w:left w:w="105" w:type="dxa"/>
@@ -3046,7 +3346,7 @@
         </w:trPr>
         <w:tc>
           <w:tcPr>
-            <w:tcW w:w="391" w:type="dxa"/>
+            <w:tcW w:w="393" w:type="dxa"/>
             <w:tcBorders>
               <w:left w:val="single" w:sz="4" w:space="0" w:color="auto"/>
             </w:tcBorders>
@@ -3079,29 +3379,29 @@
         </w:tc>
         <w:tc>
           <w:tcPr>
-            <w:tcW w:w="377" w:type="dxa"/>
-            <w:shd w:val="clear" w:color="auto" w:fill="F2F2F2" w:themeFill="background1" w:themeFillShade="F2"/>
-            <w:tcMar>
-              <w:left w:w="105" w:type="dxa"/>
-              <w:right w:w="105" w:type="dxa"/>
-            </w:tcMar>
-            <w:vAlign w:val="center"/>
-          </w:tcPr>
-          <w:p>
-            <w:pPr>
-              <w:jc w:val="center"/>
-              <w:rPr>
-                <w:rFonts w:ascii="Aptos Narrow" w:eastAsia="Aptos Narrow" w:hAnsi="Aptos Narrow" w:cs="Aptos Narrow"/>
-                <w:color w:val="000000" w:themeColor="text1"/>
-                <w:sz w:val="20"/>
-                <w:szCs w:val="20"/>
-              </w:rPr>
-            </w:pPr>
-          </w:p>
-        </w:tc>
-        <w:tc>
-          <w:tcPr>
-            <w:tcW w:w="377" w:type="dxa"/>
+            <w:tcW w:w="376" w:type="dxa"/>
+            <w:shd w:val="clear" w:color="auto" w:fill="F2F2F2" w:themeFill="background1" w:themeFillShade="F2"/>
+            <w:tcMar>
+              <w:left w:w="105" w:type="dxa"/>
+              <w:right w:w="105" w:type="dxa"/>
+            </w:tcMar>
+            <w:vAlign w:val="center"/>
+          </w:tcPr>
+          <w:p>
+            <w:pPr>
+              <w:jc w:val="center"/>
+              <w:rPr>
+                <w:rFonts w:ascii="Aptos Narrow" w:eastAsia="Aptos Narrow" w:hAnsi="Aptos Narrow" w:cs="Aptos Narrow"/>
+                <w:color w:val="000000" w:themeColor="text1"/>
+                <w:sz w:val="20"/>
+                <w:szCs w:val="20"/>
+              </w:rPr>
+            </w:pPr>
+          </w:p>
+        </w:tc>
+        <w:tc>
+          <w:tcPr>
+            <w:tcW w:w="376" w:type="dxa"/>
             <w:tcMar>
               <w:left w:w="105" w:type="dxa"/>
               <w:right w:w="105" w:type="dxa"/>
@@ -3698,7 +3998,7 @@
         </w:trPr>
         <w:tc>
           <w:tcPr>
-            <w:tcW w:w="391" w:type="dxa"/>
+            <w:tcW w:w="393" w:type="dxa"/>
             <w:tcBorders>
               <w:left w:val="single" w:sz="4" w:space="0" w:color="auto"/>
             </w:tcBorders>
@@ -3731,29 +4031,29 @@
         </w:tc>
         <w:tc>
           <w:tcPr>
-            <w:tcW w:w="377" w:type="dxa"/>
-            <w:shd w:val="clear" w:color="auto" w:fill="F2F2F2" w:themeFill="background1" w:themeFillShade="F2"/>
-            <w:tcMar>
-              <w:left w:w="105" w:type="dxa"/>
-              <w:right w:w="105" w:type="dxa"/>
-            </w:tcMar>
-            <w:vAlign w:val="center"/>
-          </w:tcPr>
-          <w:p>
-            <w:pPr>
-              <w:jc w:val="center"/>
-              <w:rPr>
-                <w:rFonts w:ascii="Aptos Narrow" w:eastAsia="Aptos Narrow" w:hAnsi="Aptos Narrow" w:cs="Aptos Narrow"/>
-                <w:color w:val="000000" w:themeColor="text1"/>
-                <w:sz w:val="20"/>
-                <w:szCs w:val="20"/>
-              </w:rPr>
-            </w:pPr>
-          </w:p>
-        </w:tc>
-        <w:tc>
-          <w:tcPr>
-            <w:tcW w:w="377" w:type="dxa"/>
+            <w:tcW w:w="376" w:type="dxa"/>
+            <w:shd w:val="clear" w:color="auto" w:fill="F2F2F2" w:themeFill="background1" w:themeFillShade="F2"/>
+            <w:tcMar>
+              <w:left w:w="105" w:type="dxa"/>
+              <w:right w:w="105" w:type="dxa"/>
+            </w:tcMar>
+            <w:vAlign w:val="center"/>
+          </w:tcPr>
+          <w:p>
+            <w:pPr>
+              <w:jc w:val="center"/>
+              <w:rPr>
+                <w:rFonts w:ascii="Aptos Narrow" w:eastAsia="Aptos Narrow" w:hAnsi="Aptos Narrow" w:cs="Aptos Narrow"/>
+                <w:color w:val="000000" w:themeColor="text1"/>
+                <w:sz w:val="20"/>
+                <w:szCs w:val="20"/>
+              </w:rPr>
+            </w:pPr>
+          </w:p>
+        </w:tc>
+        <w:tc>
+          <w:tcPr>
+            <w:tcW w:w="376" w:type="dxa"/>
             <w:shd w:val="clear" w:color="auto" w:fill="F2F2F2" w:themeFill="background1" w:themeFillShade="F2"/>
             <w:tcMar>
               <w:left w:w="105" w:type="dxa"/>
@@ -4350,7 +4650,7 @@
         </w:trPr>
         <w:tc>
           <w:tcPr>
-            <w:tcW w:w="391" w:type="dxa"/>
+            <w:tcW w:w="393" w:type="dxa"/>
             <w:tcBorders>
               <w:left w:val="single" w:sz="4" w:space="0" w:color="auto"/>
             </w:tcBorders>
@@ -4383,28 +4683,28 @@
         </w:tc>
         <w:tc>
           <w:tcPr>
-            <w:tcW w:w="377" w:type="dxa"/>
-            <w:tcMar>
-              <w:left w:w="105" w:type="dxa"/>
-              <w:right w:w="105" w:type="dxa"/>
-            </w:tcMar>
-            <w:vAlign w:val="center"/>
-          </w:tcPr>
-          <w:p>
-            <w:pPr>
-              <w:jc w:val="center"/>
-              <w:rPr>
-                <w:rFonts w:ascii="Aptos Narrow" w:eastAsia="Aptos Narrow" w:hAnsi="Aptos Narrow" w:cs="Aptos Narrow"/>
-                <w:color w:val="000000" w:themeColor="text1"/>
-                <w:sz w:val="20"/>
-                <w:szCs w:val="20"/>
-              </w:rPr>
-            </w:pPr>
-          </w:p>
-        </w:tc>
-        <w:tc>
-          <w:tcPr>
-            <w:tcW w:w="377" w:type="dxa"/>
+            <w:tcW w:w="376" w:type="dxa"/>
+            <w:tcMar>
+              <w:left w:w="105" w:type="dxa"/>
+              <w:right w:w="105" w:type="dxa"/>
+            </w:tcMar>
+            <w:vAlign w:val="center"/>
+          </w:tcPr>
+          <w:p>
+            <w:pPr>
+              <w:jc w:val="center"/>
+              <w:rPr>
+                <w:rFonts w:ascii="Aptos Narrow" w:eastAsia="Aptos Narrow" w:hAnsi="Aptos Narrow" w:cs="Aptos Narrow"/>
+                <w:color w:val="000000" w:themeColor="text1"/>
+                <w:sz w:val="20"/>
+                <w:szCs w:val="20"/>
+              </w:rPr>
+            </w:pPr>
+          </w:p>
+        </w:tc>
+        <w:tc>
+          <w:tcPr>
+            <w:tcW w:w="376" w:type="dxa"/>
             <w:shd w:val="clear" w:color="auto" w:fill="F2F2F2" w:themeFill="background1" w:themeFillShade="F2"/>
             <w:tcMar>
               <w:left w:w="105" w:type="dxa"/>
@@ -5002,7 +5302,7 @@
         </w:trPr>
         <w:tc>
           <w:tcPr>
-            <w:tcW w:w="391" w:type="dxa"/>
+            <w:tcW w:w="393" w:type="dxa"/>
             <w:tcBorders>
               <w:left w:val="single" w:sz="4" w:space="0" w:color="auto"/>
             </w:tcBorders>
@@ -5035,29 +5335,29 @@
         </w:tc>
         <w:tc>
           <w:tcPr>
-            <w:tcW w:w="377" w:type="dxa"/>
-            <w:shd w:val="clear" w:color="auto" w:fill="F2F2F2" w:themeFill="background1" w:themeFillShade="F2"/>
-            <w:tcMar>
-              <w:left w:w="105" w:type="dxa"/>
-              <w:right w:w="105" w:type="dxa"/>
-            </w:tcMar>
-            <w:vAlign w:val="center"/>
-          </w:tcPr>
-          <w:p>
-            <w:pPr>
-              <w:jc w:val="center"/>
-              <w:rPr>
-                <w:rFonts w:ascii="Aptos Narrow" w:eastAsia="Aptos Narrow" w:hAnsi="Aptos Narrow" w:cs="Aptos Narrow"/>
-                <w:color w:val="000000" w:themeColor="text1"/>
-                <w:sz w:val="20"/>
-                <w:szCs w:val="20"/>
-              </w:rPr>
-            </w:pPr>
-          </w:p>
-        </w:tc>
-        <w:tc>
-          <w:tcPr>
-            <w:tcW w:w="377" w:type="dxa"/>
+            <w:tcW w:w="376" w:type="dxa"/>
+            <w:shd w:val="clear" w:color="auto" w:fill="F2F2F2" w:themeFill="background1" w:themeFillShade="F2"/>
+            <w:tcMar>
+              <w:left w:w="105" w:type="dxa"/>
+              <w:right w:w="105" w:type="dxa"/>
+            </w:tcMar>
+            <w:vAlign w:val="center"/>
+          </w:tcPr>
+          <w:p>
+            <w:pPr>
+              <w:jc w:val="center"/>
+              <w:rPr>
+                <w:rFonts w:ascii="Aptos Narrow" w:eastAsia="Aptos Narrow" w:hAnsi="Aptos Narrow" w:cs="Aptos Narrow"/>
+                <w:color w:val="000000" w:themeColor="text1"/>
+                <w:sz w:val="20"/>
+                <w:szCs w:val="20"/>
+              </w:rPr>
+            </w:pPr>
+          </w:p>
+        </w:tc>
+        <w:tc>
+          <w:tcPr>
+            <w:tcW w:w="376" w:type="dxa"/>
             <w:tcMar>
               <w:left w:w="105" w:type="dxa"/>
               <w:right w:w="105" w:type="dxa"/>
@@ -5654,7 +5954,7 @@
         </w:trPr>
         <w:tc>
           <w:tcPr>
-            <w:tcW w:w="391" w:type="dxa"/>
+            <w:tcW w:w="393" w:type="dxa"/>
             <w:tcBorders>
               <w:left w:val="single" w:sz="4" w:space="0" w:color="auto"/>
             </w:tcBorders>
@@ -5687,29 +5987,29 @@
         </w:tc>
         <w:tc>
           <w:tcPr>
-            <w:tcW w:w="377" w:type="dxa"/>
-            <w:shd w:val="clear" w:color="auto" w:fill="F2F2F2" w:themeFill="background1" w:themeFillShade="F2"/>
-            <w:tcMar>
-              <w:left w:w="105" w:type="dxa"/>
-              <w:right w:w="105" w:type="dxa"/>
-            </w:tcMar>
-            <w:vAlign w:val="center"/>
-          </w:tcPr>
-          <w:p>
-            <w:pPr>
-              <w:jc w:val="center"/>
-              <w:rPr>
-                <w:rFonts w:ascii="Aptos Narrow" w:eastAsia="Aptos Narrow" w:hAnsi="Aptos Narrow" w:cs="Aptos Narrow"/>
-                <w:color w:val="000000" w:themeColor="text1"/>
-                <w:sz w:val="20"/>
-                <w:szCs w:val="20"/>
-              </w:rPr>
-            </w:pPr>
-          </w:p>
-        </w:tc>
-        <w:tc>
-          <w:tcPr>
-            <w:tcW w:w="377" w:type="dxa"/>
+            <w:tcW w:w="376" w:type="dxa"/>
+            <w:shd w:val="clear" w:color="auto" w:fill="F2F2F2" w:themeFill="background1" w:themeFillShade="F2"/>
+            <w:tcMar>
+              <w:left w:w="105" w:type="dxa"/>
+              <w:right w:w="105" w:type="dxa"/>
+            </w:tcMar>
+            <w:vAlign w:val="center"/>
+          </w:tcPr>
+          <w:p>
+            <w:pPr>
+              <w:jc w:val="center"/>
+              <w:rPr>
+                <w:rFonts w:ascii="Aptos Narrow" w:eastAsia="Aptos Narrow" w:hAnsi="Aptos Narrow" w:cs="Aptos Narrow"/>
+                <w:color w:val="000000" w:themeColor="text1"/>
+                <w:sz w:val="20"/>
+                <w:szCs w:val="20"/>
+              </w:rPr>
+            </w:pPr>
+          </w:p>
+        </w:tc>
+        <w:tc>
+          <w:tcPr>
+            <w:tcW w:w="376" w:type="dxa"/>
             <w:shd w:val="clear" w:color="auto" w:fill="F2F2F2" w:themeFill="background1" w:themeFillShade="F2"/>
             <w:tcMar>
               <w:left w:w="105" w:type="dxa"/>
@@ -6306,7 +6606,7 @@
         </w:trPr>
         <w:tc>
           <w:tcPr>
-            <w:tcW w:w="391" w:type="dxa"/>
+            <w:tcW w:w="393" w:type="dxa"/>
             <w:tcBorders>
               <w:left w:val="single" w:sz="4" w:space="0" w:color="auto"/>
             </w:tcBorders>
@@ -6339,28 +6639,28 @@
         </w:tc>
         <w:tc>
           <w:tcPr>
-            <w:tcW w:w="377" w:type="dxa"/>
-            <w:tcMar>
-              <w:left w:w="105" w:type="dxa"/>
-              <w:right w:w="105" w:type="dxa"/>
-            </w:tcMar>
-            <w:vAlign w:val="center"/>
-          </w:tcPr>
-          <w:p>
-            <w:pPr>
-              <w:jc w:val="center"/>
-              <w:rPr>
-                <w:rFonts w:ascii="Aptos Narrow" w:eastAsia="Aptos Narrow" w:hAnsi="Aptos Narrow" w:cs="Aptos Narrow"/>
-                <w:color w:val="000000" w:themeColor="text1"/>
-                <w:sz w:val="20"/>
-                <w:szCs w:val="20"/>
-              </w:rPr>
-            </w:pPr>
-          </w:p>
-        </w:tc>
-        <w:tc>
-          <w:tcPr>
-            <w:tcW w:w="377" w:type="dxa"/>
+            <w:tcW w:w="376" w:type="dxa"/>
+            <w:tcMar>
+              <w:left w:w="105" w:type="dxa"/>
+              <w:right w:w="105" w:type="dxa"/>
+            </w:tcMar>
+            <w:vAlign w:val="center"/>
+          </w:tcPr>
+          <w:p>
+            <w:pPr>
+              <w:jc w:val="center"/>
+              <w:rPr>
+                <w:rFonts w:ascii="Aptos Narrow" w:eastAsia="Aptos Narrow" w:hAnsi="Aptos Narrow" w:cs="Aptos Narrow"/>
+                <w:color w:val="000000" w:themeColor="text1"/>
+                <w:sz w:val="20"/>
+                <w:szCs w:val="20"/>
+              </w:rPr>
+            </w:pPr>
+          </w:p>
+        </w:tc>
+        <w:tc>
+          <w:tcPr>
+            <w:tcW w:w="376" w:type="dxa"/>
             <w:shd w:val="clear" w:color="auto" w:fill="F2F2F2" w:themeFill="background1" w:themeFillShade="F2"/>
             <w:tcMar>
               <w:left w:w="105" w:type="dxa"/>
@@ -6958,7 +7258,7 @@
         </w:trPr>
         <w:tc>
           <w:tcPr>
-            <w:tcW w:w="391" w:type="dxa"/>
+            <w:tcW w:w="393" w:type="dxa"/>
             <w:tcBorders>
               <w:left w:val="single" w:sz="4" w:space="0" w:color="auto"/>
             </w:tcBorders>
@@ -6991,29 +7291,29 @@
         </w:tc>
         <w:tc>
           <w:tcPr>
-            <w:tcW w:w="377" w:type="dxa"/>
-            <w:shd w:val="clear" w:color="auto" w:fill="F2F2F2" w:themeFill="background1" w:themeFillShade="F2"/>
-            <w:tcMar>
-              <w:left w:w="105" w:type="dxa"/>
-              <w:right w:w="105" w:type="dxa"/>
-            </w:tcMar>
-            <w:vAlign w:val="center"/>
-          </w:tcPr>
-          <w:p>
-            <w:pPr>
-              <w:jc w:val="center"/>
-              <w:rPr>
-                <w:rFonts w:ascii="Aptos Narrow" w:eastAsia="Aptos Narrow" w:hAnsi="Aptos Narrow" w:cs="Aptos Narrow"/>
-                <w:color w:val="000000" w:themeColor="text1"/>
-                <w:sz w:val="20"/>
-                <w:szCs w:val="20"/>
-              </w:rPr>
-            </w:pPr>
-          </w:p>
-        </w:tc>
-        <w:tc>
-          <w:tcPr>
-            <w:tcW w:w="377" w:type="dxa"/>
+            <w:tcW w:w="376" w:type="dxa"/>
+            <w:shd w:val="clear" w:color="auto" w:fill="F2F2F2" w:themeFill="background1" w:themeFillShade="F2"/>
+            <w:tcMar>
+              <w:left w:w="105" w:type="dxa"/>
+              <w:right w:w="105" w:type="dxa"/>
+            </w:tcMar>
+            <w:vAlign w:val="center"/>
+          </w:tcPr>
+          <w:p>
+            <w:pPr>
+              <w:jc w:val="center"/>
+              <w:rPr>
+                <w:rFonts w:ascii="Aptos Narrow" w:eastAsia="Aptos Narrow" w:hAnsi="Aptos Narrow" w:cs="Aptos Narrow"/>
+                <w:color w:val="000000" w:themeColor="text1"/>
+                <w:sz w:val="20"/>
+                <w:szCs w:val="20"/>
+              </w:rPr>
+            </w:pPr>
+          </w:p>
+        </w:tc>
+        <w:tc>
+          <w:tcPr>
+            <w:tcW w:w="376" w:type="dxa"/>
             <w:tcMar>
               <w:left w:w="105" w:type="dxa"/>
               <w:right w:w="105" w:type="dxa"/>
@@ -7610,7 +7910,7 @@
         </w:trPr>
         <w:tc>
           <w:tcPr>
-            <w:tcW w:w="391" w:type="dxa"/>
+            <w:tcW w:w="393" w:type="dxa"/>
             <w:tcBorders>
               <w:left w:val="single" w:sz="4" w:space="0" w:color="auto"/>
             </w:tcBorders>
@@ -7643,29 +7943,29 @@
         </w:tc>
         <w:tc>
           <w:tcPr>
-            <w:tcW w:w="377" w:type="dxa"/>
-            <w:shd w:val="clear" w:color="auto" w:fill="F2F2F2" w:themeFill="background1" w:themeFillShade="F2"/>
-            <w:tcMar>
-              <w:left w:w="105" w:type="dxa"/>
-              <w:right w:w="105" w:type="dxa"/>
-            </w:tcMar>
-            <w:vAlign w:val="center"/>
-          </w:tcPr>
-          <w:p>
-            <w:pPr>
-              <w:jc w:val="center"/>
-              <w:rPr>
-                <w:rFonts w:ascii="Aptos Narrow" w:eastAsia="Aptos Narrow" w:hAnsi="Aptos Narrow" w:cs="Aptos Narrow"/>
-                <w:color w:val="000000" w:themeColor="text1"/>
-                <w:sz w:val="20"/>
-                <w:szCs w:val="20"/>
-              </w:rPr>
-            </w:pPr>
-          </w:p>
-        </w:tc>
-        <w:tc>
-          <w:tcPr>
-            <w:tcW w:w="377" w:type="dxa"/>
+            <w:tcW w:w="376" w:type="dxa"/>
+            <w:shd w:val="clear" w:color="auto" w:fill="F2F2F2" w:themeFill="background1" w:themeFillShade="F2"/>
+            <w:tcMar>
+              <w:left w:w="105" w:type="dxa"/>
+              <w:right w:w="105" w:type="dxa"/>
+            </w:tcMar>
+            <w:vAlign w:val="center"/>
+          </w:tcPr>
+          <w:p>
+            <w:pPr>
+              <w:jc w:val="center"/>
+              <w:rPr>
+                <w:rFonts w:ascii="Aptos Narrow" w:eastAsia="Aptos Narrow" w:hAnsi="Aptos Narrow" w:cs="Aptos Narrow"/>
+                <w:color w:val="000000" w:themeColor="text1"/>
+                <w:sz w:val="20"/>
+                <w:szCs w:val="20"/>
+              </w:rPr>
+            </w:pPr>
+          </w:p>
+        </w:tc>
+        <w:tc>
+          <w:tcPr>
+            <w:tcW w:w="376" w:type="dxa"/>
             <w:shd w:val="clear" w:color="auto" w:fill="F2F2F2" w:themeFill="background1" w:themeFillShade="F2"/>
             <w:tcMar>
               <w:left w:w="105" w:type="dxa"/>
@@ -8262,7 +8562,7 @@
         </w:trPr>
         <w:tc>
           <w:tcPr>
-            <w:tcW w:w="391" w:type="dxa"/>
+            <w:tcW w:w="393" w:type="dxa"/>
             <w:tcBorders>
               <w:left w:val="single" w:sz="4" w:space="0" w:color="auto"/>
             </w:tcBorders>
@@ -8304,28 +8604,28 @@
         </w:tc>
         <w:tc>
           <w:tcPr>
-            <w:tcW w:w="377" w:type="dxa"/>
-            <w:tcMar>
-              <w:left w:w="105" w:type="dxa"/>
-              <w:right w:w="105" w:type="dxa"/>
-            </w:tcMar>
-            <w:vAlign w:val="center"/>
-          </w:tcPr>
-          <w:p>
-            <w:pPr>
-              <w:jc w:val="center"/>
-              <w:rPr>
-                <w:rFonts w:ascii="Aptos Narrow" w:eastAsia="Aptos Narrow" w:hAnsi="Aptos Narrow" w:cs="Aptos Narrow"/>
-                <w:color w:val="000000" w:themeColor="text1"/>
-                <w:sz w:val="20"/>
-                <w:szCs w:val="20"/>
-              </w:rPr>
-            </w:pPr>
-          </w:p>
-        </w:tc>
-        <w:tc>
-          <w:tcPr>
-            <w:tcW w:w="377" w:type="dxa"/>
+            <w:tcW w:w="376" w:type="dxa"/>
+            <w:tcMar>
+              <w:left w:w="105" w:type="dxa"/>
+              <w:right w:w="105" w:type="dxa"/>
+            </w:tcMar>
+            <w:vAlign w:val="center"/>
+          </w:tcPr>
+          <w:p>
+            <w:pPr>
+              <w:jc w:val="center"/>
+              <w:rPr>
+                <w:rFonts w:ascii="Aptos Narrow" w:eastAsia="Aptos Narrow" w:hAnsi="Aptos Narrow" w:cs="Aptos Narrow"/>
+                <w:color w:val="000000" w:themeColor="text1"/>
+                <w:sz w:val="20"/>
+                <w:szCs w:val="20"/>
+              </w:rPr>
+            </w:pPr>
+          </w:p>
+        </w:tc>
+        <w:tc>
+          <w:tcPr>
+            <w:tcW w:w="376" w:type="dxa"/>
             <w:shd w:val="clear" w:color="auto" w:fill="F2F2F2" w:themeFill="background1" w:themeFillShade="F2"/>
             <w:tcMar>
               <w:left w:w="105" w:type="dxa"/>
@@ -8923,7 +9223,7 @@
         </w:trPr>
         <w:tc>
           <w:tcPr>
-            <w:tcW w:w="391" w:type="dxa"/>
+            <w:tcW w:w="393" w:type="dxa"/>
             <w:tcBorders>
               <w:left w:val="single" w:sz="4" w:space="0" w:color="auto"/>
             </w:tcBorders>
@@ -8956,29 +9256,29 @@
         </w:tc>
         <w:tc>
           <w:tcPr>
-            <w:tcW w:w="377" w:type="dxa"/>
-            <w:shd w:val="clear" w:color="auto" w:fill="F2F2F2" w:themeFill="background1" w:themeFillShade="F2"/>
-            <w:tcMar>
-              <w:left w:w="105" w:type="dxa"/>
-              <w:right w:w="105" w:type="dxa"/>
-            </w:tcMar>
-            <w:vAlign w:val="center"/>
-          </w:tcPr>
-          <w:p>
-            <w:pPr>
-              <w:jc w:val="center"/>
-              <w:rPr>
-                <w:rFonts w:ascii="Aptos Narrow" w:eastAsia="Aptos Narrow" w:hAnsi="Aptos Narrow" w:cs="Aptos Narrow"/>
-                <w:color w:val="000000" w:themeColor="text1"/>
-                <w:sz w:val="20"/>
-                <w:szCs w:val="20"/>
-              </w:rPr>
-            </w:pPr>
-          </w:p>
-        </w:tc>
-        <w:tc>
-          <w:tcPr>
-            <w:tcW w:w="377" w:type="dxa"/>
+            <w:tcW w:w="376" w:type="dxa"/>
+            <w:shd w:val="clear" w:color="auto" w:fill="F2F2F2" w:themeFill="background1" w:themeFillShade="F2"/>
+            <w:tcMar>
+              <w:left w:w="105" w:type="dxa"/>
+              <w:right w:w="105" w:type="dxa"/>
+            </w:tcMar>
+            <w:vAlign w:val="center"/>
+          </w:tcPr>
+          <w:p>
+            <w:pPr>
+              <w:jc w:val="center"/>
+              <w:rPr>
+                <w:rFonts w:ascii="Aptos Narrow" w:eastAsia="Aptos Narrow" w:hAnsi="Aptos Narrow" w:cs="Aptos Narrow"/>
+                <w:color w:val="000000" w:themeColor="text1"/>
+                <w:sz w:val="20"/>
+                <w:szCs w:val="20"/>
+              </w:rPr>
+            </w:pPr>
+          </w:p>
+        </w:tc>
+        <w:tc>
+          <w:tcPr>
+            <w:tcW w:w="376" w:type="dxa"/>
             <w:tcMar>
               <w:left w:w="105" w:type="dxa"/>
               <w:right w:w="105" w:type="dxa"/>
@@ -9575,7 +9875,7 @@
         </w:trPr>
         <w:tc>
           <w:tcPr>
-            <w:tcW w:w="391" w:type="dxa"/>
+            <w:tcW w:w="393" w:type="dxa"/>
             <w:tcBorders>
               <w:left w:val="single" w:sz="4" w:space="0" w:color="auto"/>
             </w:tcBorders>
@@ -9608,29 +9908,29 @@
         </w:tc>
         <w:tc>
           <w:tcPr>
-            <w:tcW w:w="377" w:type="dxa"/>
-            <w:shd w:val="clear" w:color="auto" w:fill="F2F2F2" w:themeFill="background1" w:themeFillShade="F2"/>
-            <w:tcMar>
-              <w:left w:w="105" w:type="dxa"/>
-              <w:right w:w="105" w:type="dxa"/>
-            </w:tcMar>
-            <w:vAlign w:val="center"/>
-          </w:tcPr>
-          <w:p>
-            <w:pPr>
-              <w:jc w:val="center"/>
-              <w:rPr>
-                <w:rFonts w:ascii="Aptos Narrow" w:eastAsia="Aptos Narrow" w:hAnsi="Aptos Narrow" w:cs="Aptos Narrow"/>
-                <w:color w:val="000000" w:themeColor="text1"/>
-                <w:sz w:val="20"/>
-                <w:szCs w:val="20"/>
-              </w:rPr>
-            </w:pPr>
-          </w:p>
-        </w:tc>
-        <w:tc>
-          <w:tcPr>
-            <w:tcW w:w="377" w:type="dxa"/>
+            <w:tcW w:w="376" w:type="dxa"/>
+            <w:shd w:val="clear" w:color="auto" w:fill="F2F2F2" w:themeFill="background1" w:themeFillShade="F2"/>
+            <w:tcMar>
+              <w:left w:w="105" w:type="dxa"/>
+              <w:right w:w="105" w:type="dxa"/>
+            </w:tcMar>
+            <w:vAlign w:val="center"/>
+          </w:tcPr>
+          <w:p>
+            <w:pPr>
+              <w:jc w:val="center"/>
+              <w:rPr>
+                <w:rFonts w:ascii="Aptos Narrow" w:eastAsia="Aptos Narrow" w:hAnsi="Aptos Narrow" w:cs="Aptos Narrow"/>
+                <w:color w:val="000000" w:themeColor="text1"/>
+                <w:sz w:val="20"/>
+                <w:szCs w:val="20"/>
+              </w:rPr>
+            </w:pPr>
+          </w:p>
+        </w:tc>
+        <w:tc>
+          <w:tcPr>
+            <w:tcW w:w="376" w:type="dxa"/>
             <w:shd w:val="clear" w:color="auto" w:fill="F2F2F2" w:themeFill="background1" w:themeFillShade="F2"/>
             <w:tcMar>
               <w:left w:w="105" w:type="dxa"/>
@@ -10227,7 +10527,7 @@
         </w:trPr>
         <w:tc>
           <w:tcPr>
-            <w:tcW w:w="391" w:type="dxa"/>
+            <w:tcW w:w="393" w:type="dxa"/>
             <w:tcBorders>
               <w:left w:val="single" w:sz="4" w:space="0" w:color="auto"/>
             </w:tcBorders>
@@ -10260,28 +10560,28 @@
         </w:tc>
         <w:tc>
           <w:tcPr>
-            <w:tcW w:w="377" w:type="dxa"/>
-            <w:tcMar>
-              <w:left w:w="105" w:type="dxa"/>
-              <w:right w:w="105" w:type="dxa"/>
-            </w:tcMar>
-            <w:vAlign w:val="center"/>
-          </w:tcPr>
-          <w:p>
-            <w:pPr>
-              <w:jc w:val="center"/>
-              <w:rPr>
-                <w:rFonts w:ascii="Aptos Narrow" w:eastAsia="Aptos Narrow" w:hAnsi="Aptos Narrow" w:cs="Aptos Narrow"/>
-                <w:color w:val="000000" w:themeColor="text1"/>
-                <w:sz w:val="20"/>
-                <w:szCs w:val="20"/>
-              </w:rPr>
-            </w:pPr>
-          </w:p>
-        </w:tc>
-        <w:tc>
-          <w:tcPr>
-            <w:tcW w:w="377" w:type="dxa"/>
+            <w:tcW w:w="376" w:type="dxa"/>
+            <w:tcMar>
+              <w:left w:w="105" w:type="dxa"/>
+              <w:right w:w="105" w:type="dxa"/>
+            </w:tcMar>
+            <w:vAlign w:val="center"/>
+          </w:tcPr>
+          <w:p>
+            <w:pPr>
+              <w:jc w:val="center"/>
+              <w:rPr>
+                <w:rFonts w:ascii="Aptos Narrow" w:eastAsia="Aptos Narrow" w:hAnsi="Aptos Narrow" w:cs="Aptos Narrow"/>
+                <w:color w:val="000000" w:themeColor="text1"/>
+                <w:sz w:val="20"/>
+                <w:szCs w:val="20"/>
+              </w:rPr>
+            </w:pPr>
+          </w:p>
+        </w:tc>
+        <w:tc>
+          <w:tcPr>
+            <w:tcW w:w="376" w:type="dxa"/>
             <w:shd w:val="clear" w:color="auto" w:fill="F2F2F2" w:themeFill="background1" w:themeFillShade="F2"/>
             <w:tcMar>
               <w:left w:w="105" w:type="dxa"/>
@@ -10879,7 +11179,7 @@
         </w:trPr>
         <w:tc>
           <w:tcPr>
-            <w:tcW w:w="391" w:type="dxa"/>
+            <w:tcW w:w="393" w:type="dxa"/>
             <w:tcBorders>
               <w:left w:val="single" w:sz="4" w:space="0" w:color="auto"/>
             </w:tcBorders>
@@ -10912,29 +11212,29 @@
         </w:tc>
         <w:tc>
           <w:tcPr>
-            <w:tcW w:w="377" w:type="dxa"/>
-            <w:shd w:val="clear" w:color="auto" w:fill="F2F2F2" w:themeFill="background1" w:themeFillShade="F2"/>
-            <w:tcMar>
-              <w:left w:w="105" w:type="dxa"/>
-              <w:right w:w="105" w:type="dxa"/>
-            </w:tcMar>
-            <w:vAlign w:val="center"/>
-          </w:tcPr>
-          <w:p>
-            <w:pPr>
-              <w:jc w:val="center"/>
-              <w:rPr>
-                <w:rFonts w:ascii="Aptos Narrow" w:eastAsia="Aptos Narrow" w:hAnsi="Aptos Narrow" w:cs="Aptos Narrow"/>
-                <w:color w:val="000000" w:themeColor="text1"/>
-                <w:sz w:val="20"/>
-                <w:szCs w:val="20"/>
-              </w:rPr>
-            </w:pPr>
-          </w:p>
-        </w:tc>
-        <w:tc>
-          <w:tcPr>
-            <w:tcW w:w="377" w:type="dxa"/>
+            <w:tcW w:w="376" w:type="dxa"/>
+            <w:shd w:val="clear" w:color="auto" w:fill="F2F2F2" w:themeFill="background1" w:themeFillShade="F2"/>
+            <w:tcMar>
+              <w:left w:w="105" w:type="dxa"/>
+              <w:right w:w="105" w:type="dxa"/>
+            </w:tcMar>
+            <w:vAlign w:val="center"/>
+          </w:tcPr>
+          <w:p>
+            <w:pPr>
+              <w:jc w:val="center"/>
+              <w:rPr>
+                <w:rFonts w:ascii="Aptos Narrow" w:eastAsia="Aptos Narrow" w:hAnsi="Aptos Narrow" w:cs="Aptos Narrow"/>
+                <w:color w:val="000000" w:themeColor="text1"/>
+                <w:sz w:val="20"/>
+                <w:szCs w:val="20"/>
+              </w:rPr>
+            </w:pPr>
+          </w:p>
+        </w:tc>
+        <w:tc>
+          <w:tcPr>
+            <w:tcW w:w="376" w:type="dxa"/>
             <w:tcMar>
               <w:left w:w="105" w:type="dxa"/>
               <w:right w:w="105" w:type="dxa"/>
@@ -11531,7 +11831,7 @@
         </w:trPr>
         <w:tc>
           <w:tcPr>
-            <w:tcW w:w="391" w:type="dxa"/>
+            <w:tcW w:w="393" w:type="dxa"/>
             <w:tcBorders>
               <w:left w:val="single" w:sz="4" w:space="0" w:color="auto"/>
             </w:tcBorders>
@@ -11564,29 +11864,29 @@
         </w:tc>
         <w:tc>
           <w:tcPr>
-            <w:tcW w:w="377" w:type="dxa"/>
-            <w:shd w:val="clear" w:color="auto" w:fill="F2F2F2" w:themeFill="background1" w:themeFillShade="F2"/>
-            <w:tcMar>
-              <w:left w:w="105" w:type="dxa"/>
-              <w:right w:w="105" w:type="dxa"/>
-            </w:tcMar>
-            <w:vAlign w:val="center"/>
-          </w:tcPr>
-          <w:p>
-            <w:pPr>
-              <w:jc w:val="center"/>
-              <w:rPr>
-                <w:rFonts w:ascii="Aptos Narrow" w:eastAsia="Aptos Narrow" w:hAnsi="Aptos Narrow" w:cs="Aptos Narrow"/>
-                <w:color w:val="000000" w:themeColor="text1"/>
-                <w:sz w:val="20"/>
-                <w:szCs w:val="20"/>
-              </w:rPr>
-            </w:pPr>
-          </w:p>
-        </w:tc>
-        <w:tc>
-          <w:tcPr>
-            <w:tcW w:w="377" w:type="dxa"/>
+            <w:tcW w:w="376" w:type="dxa"/>
+            <w:shd w:val="clear" w:color="auto" w:fill="F2F2F2" w:themeFill="background1" w:themeFillShade="F2"/>
+            <w:tcMar>
+              <w:left w:w="105" w:type="dxa"/>
+              <w:right w:w="105" w:type="dxa"/>
+            </w:tcMar>
+            <w:vAlign w:val="center"/>
+          </w:tcPr>
+          <w:p>
+            <w:pPr>
+              <w:jc w:val="center"/>
+              <w:rPr>
+                <w:rFonts w:ascii="Aptos Narrow" w:eastAsia="Aptos Narrow" w:hAnsi="Aptos Narrow" w:cs="Aptos Narrow"/>
+                <w:color w:val="000000" w:themeColor="text1"/>
+                <w:sz w:val="20"/>
+                <w:szCs w:val="20"/>
+              </w:rPr>
+            </w:pPr>
+          </w:p>
+        </w:tc>
+        <w:tc>
+          <w:tcPr>
+            <w:tcW w:w="376" w:type="dxa"/>
             <w:shd w:val="clear" w:color="auto" w:fill="F2F2F2" w:themeFill="background1" w:themeFillShade="F2"/>
             <w:tcMar>
               <w:left w:w="105" w:type="dxa"/>
@@ -12183,7 +12483,7 @@
         </w:trPr>
         <w:tc>
           <w:tcPr>
-            <w:tcW w:w="391" w:type="dxa"/>
+            <w:tcW w:w="393" w:type="dxa"/>
             <w:tcBorders>
               <w:left w:val="single" w:sz="4" w:space="0" w:color="auto"/>
             </w:tcBorders>
@@ -12216,28 +12516,28 @@
         </w:tc>
         <w:tc>
           <w:tcPr>
-            <w:tcW w:w="377" w:type="dxa"/>
-            <w:tcMar>
-              <w:left w:w="105" w:type="dxa"/>
-              <w:right w:w="105" w:type="dxa"/>
-            </w:tcMar>
-            <w:vAlign w:val="center"/>
-          </w:tcPr>
-          <w:p>
-            <w:pPr>
-              <w:jc w:val="center"/>
-              <w:rPr>
-                <w:rFonts w:ascii="Aptos Narrow" w:eastAsia="Aptos Narrow" w:hAnsi="Aptos Narrow" w:cs="Aptos Narrow"/>
-                <w:color w:val="000000" w:themeColor="text1"/>
-                <w:sz w:val="20"/>
-                <w:szCs w:val="20"/>
-              </w:rPr>
-            </w:pPr>
-          </w:p>
-        </w:tc>
-        <w:tc>
-          <w:tcPr>
-            <w:tcW w:w="377" w:type="dxa"/>
+            <w:tcW w:w="376" w:type="dxa"/>
+            <w:tcMar>
+              <w:left w:w="105" w:type="dxa"/>
+              <w:right w:w="105" w:type="dxa"/>
+            </w:tcMar>
+            <w:vAlign w:val="center"/>
+          </w:tcPr>
+          <w:p>
+            <w:pPr>
+              <w:jc w:val="center"/>
+              <w:rPr>
+                <w:rFonts w:ascii="Aptos Narrow" w:eastAsia="Aptos Narrow" w:hAnsi="Aptos Narrow" w:cs="Aptos Narrow"/>
+                <w:color w:val="000000" w:themeColor="text1"/>
+                <w:sz w:val="20"/>
+                <w:szCs w:val="20"/>
+              </w:rPr>
+            </w:pPr>
+          </w:p>
+        </w:tc>
+        <w:tc>
+          <w:tcPr>
+            <w:tcW w:w="376" w:type="dxa"/>
             <w:shd w:val="clear" w:color="auto" w:fill="F2F2F2" w:themeFill="background1" w:themeFillShade="F2"/>
             <w:tcMar>
               <w:left w:w="105" w:type="dxa"/>
@@ -12835,7 +13135,7 @@
         </w:trPr>
         <w:tc>
           <w:tcPr>
-            <w:tcW w:w="391" w:type="dxa"/>
+            <w:tcW w:w="393" w:type="dxa"/>
             <w:tcBorders>
               <w:left w:val="single" w:sz="4" w:space="0" w:color="auto"/>
             </w:tcBorders>
@@ -12868,29 +13168,29 @@
         </w:tc>
         <w:tc>
           <w:tcPr>
-            <w:tcW w:w="377" w:type="dxa"/>
-            <w:shd w:val="clear" w:color="auto" w:fill="F2F2F2" w:themeFill="background1" w:themeFillShade="F2"/>
-            <w:tcMar>
-              <w:left w:w="105" w:type="dxa"/>
-              <w:right w:w="105" w:type="dxa"/>
-            </w:tcMar>
-            <w:vAlign w:val="center"/>
-          </w:tcPr>
-          <w:p>
-            <w:pPr>
-              <w:jc w:val="center"/>
-              <w:rPr>
-                <w:rFonts w:ascii="Aptos Narrow" w:eastAsia="Aptos Narrow" w:hAnsi="Aptos Narrow" w:cs="Aptos Narrow"/>
-                <w:color w:val="000000" w:themeColor="text1"/>
-                <w:sz w:val="20"/>
-                <w:szCs w:val="20"/>
-              </w:rPr>
-            </w:pPr>
-          </w:p>
-        </w:tc>
-        <w:tc>
-          <w:tcPr>
-            <w:tcW w:w="377" w:type="dxa"/>
+            <w:tcW w:w="376" w:type="dxa"/>
+            <w:shd w:val="clear" w:color="auto" w:fill="F2F2F2" w:themeFill="background1" w:themeFillShade="F2"/>
+            <w:tcMar>
+              <w:left w:w="105" w:type="dxa"/>
+              <w:right w:w="105" w:type="dxa"/>
+            </w:tcMar>
+            <w:vAlign w:val="center"/>
+          </w:tcPr>
+          <w:p>
+            <w:pPr>
+              <w:jc w:val="center"/>
+              <w:rPr>
+                <w:rFonts w:ascii="Aptos Narrow" w:eastAsia="Aptos Narrow" w:hAnsi="Aptos Narrow" w:cs="Aptos Narrow"/>
+                <w:color w:val="000000" w:themeColor="text1"/>
+                <w:sz w:val="20"/>
+                <w:szCs w:val="20"/>
+              </w:rPr>
+            </w:pPr>
+          </w:p>
+        </w:tc>
+        <w:tc>
+          <w:tcPr>
+            <w:tcW w:w="376" w:type="dxa"/>
             <w:tcMar>
               <w:left w:w="105" w:type="dxa"/>
               <w:right w:w="105" w:type="dxa"/>
@@ -13459,7 +13759,7 @@
               <w:top w:val="single" w:sz="4" w:space="0" w:color="000000" w:themeColor="text1"/>
               <w:left w:val="single" w:sz="12" w:space="0" w:color="000000" w:themeColor="text1"/>
               <w:bottom w:val="single" w:sz="4" w:space="0" w:color="000000" w:themeColor="text1"/>
-              <w:right w:val="single" w:sz="12" w:space="0" w:color="000000" w:themeColor="text1"/>
+              <w:right w:val="single" w:sz="12" w:space="0" w:color="auto"/>
             </w:tcBorders>
             <w:shd w:val="clear" w:color="auto" w:fill="FFFFFF" w:themeFill="background1"/>
             <w:tcMar>
@@ -13487,7 +13787,7 @@
         </w:trPr>
         <w:tc>
           <w:tcPr>
-            <w:tcW w:w="391" w:type="dxa"/>
+            <w:tcW w:w="393" w:type="dxa"/>
             <w:tcBorders>
               <w:left w:val="single" w:sz="4" w:space="0" w:color="auto"/>
             </w:tcBorders>
@@ -13520,29 +13820,29 @@
         </w:tc>
         <w:tc>
           <w:tcPr>
-            <w:tcW w:w="377" w:type="dxa"/>
-            <w:shd w:val="clear" w:color="auto" w:fill="F2F2F2" w:themeFill="background1" w:themeFillShade="F2"/>
-            <w:tcMar>
-              <w:left w:w="105" w:type="dxa"/>
-              <w:right w:w="105" w:type="dxa"/>
-            </w:tcMar>
-            <w:vAlign w:val="center"/>
-          </w:tcPr>
-          <w:p>
-            <w:pPr>
-              <w:jc w:val="center"/>
-              <w:rPr>
-                <w:rFonts w:ascii="Aptos Narrow" w:eastAsia="Aptos Narrow" w:hAnsi="Aptos Narrow" w:cs="Aptos Narrow"/>
-                <w:color w:val="000000" w:themeColor="text1"/>
-                <w:sz w:val="20"/>
-                <w:szCs w:val="20"/>
-              </w:rPr>
-            </w:pPr>
-          </w:p>
-        </w:tc>
-        <w:tc>
-          <w:tcPr>
-            <w:tcW w:w="377" w:type="dxa"/>
+            <w:tcW w:w="376" w:type="dxa"/>
+            <w:shd w:val="clear" w:color="auto" w:fill="F2F2F2" w:themeFill="background1" w:themeFillShade="F2"/>
+            <w:tcMar>
+              <w:left w:w="105" w:type="dxa"/>
+              <w:right w:w="105" w:type="dxa"/>
+            </w:tcMar>
+            <w:vAlign w:val="center"/>
+          </w:tcPr>
+          <w:p>
+            <w:pPr>
+              <w:jc w:val="center"/>
+              <w:rPr>
+                <w:rFonts w:ascii="Aptos Narrow" w:eastAsia="Aptos Narrow" w:hAnsi="Aptos Narrow" w:cs="Aptos Narrow"/>
+                <w:color w:val="000000" w:themeColor="text1"/>
+                <w:sz w:val="20"/>
+                <w:szCs w:val="20"/>
+              </w:rPr>
+            </w:pPr>
+          </w:p>
+        </w:tc>
+        <w:tc>
+          <w:tcPr>
+            <w:tcW w:w="376" w:type="dxa"/>
             <w:shd w:val="clear" w:color="auto" w:fill="F2F2F2" w:themeFill="background1" w:themeFillShade="F2"/>
             <w:tcMar>
               <w:left w:w="105" w:type="dxa"/>
@@ -14142,7 +14442,7 @@
         </w:trPr>
         <w:tc>
           <w:tcPr>
-            <w:tcW w:w="391" w:type="dxa"/>
+            <w:tcW w:w="393" w:type="dxa"/>
             <w:tcBorders>
               <w:left w:val="single" w:sz="4" w:space="0" w:color="auto"/>
             </w:tcBorders>
@@ -14168,7 +14468,7 @@
         </w:tc>
         <w:tc>
           <w:tcPr>
-            <w:tcW w:w="1508" w:type="dxa"/>
+            <w:tcW w:w="1506" w:type="dxa"/>
             <w:gridSpan w:val="4"/>
             <w:shd w:val="clear" w:color="auto" w:fill="FFFFFF" w:themeFill="background1"/>
             <w:tcMar>
@@ -14315,7 +14615,19 @@
         </w:tc>
       </w:tr>
     </w:tbl>
-    <w:p/>
+    <w:p>
+      <w:pPr>
+        <w:spacing w:after="0"/>
+        <w:jc w:val="center"/>
+        <w:rPr>
+          <w:rFonts w:ascii="Aptos Narrow" w:eastAsia="Aptos Narrow" w:hAnsi="Aptos Narrow" w:cs="Aptos Narrow"/>
+          <w:color w:val="000000" w:themeColor="text1"/>
+          <w:sz w:val="20"/>
+          <w:szCs w:val="20"/>
+          <w:lang w:val="pl"/>
+        </w:rPr>
+      </w:pPr>
+    </w:p>
     <w:tbl>
       <w:tblPr>
         <w:tblStyle w:val="TableGrid"/>
@@ -14329,14 +14641,14 @@
         <w:tblLook w:val="04A0" w:firstRow="1" w:lastRow="0" w:firstColumn="1" w:lastColumn="0" w:noHBand="0" w:noVBand="1"/>
       </w:tblPr>
       <w:tblGrid>
-        <w:gridCol w:w="2941"/>
-        <w:gridCol w:w="693"/>
-        <w:gridCol w:w="693"/>
-        <w:gridCol w:w="693"/>
-        <w:gridCol w:w="693"/>
-        <w:gridCol w:w="693"/>
-        <w:gridCol w:w="1095"/>
-        <w:gridCol w:w="1949"/>
+        <w:gridCol w:w="2451"/>
+        <w:gridCol w:w="850"/>
+        <w:gridCol w:w="850"/>
+        <w:gridCol w:w="850"/>
+        <w:gridCol w:w="850"/>
+        <w:gridCol w:w="850"/>
+        <w:gridCol w:w="1039"/>
+        <w:gridCol w:w="1710"/>
       </w:tblGrid>
       <w:tr>
         <w:trPr>
@@ -14344,7 +14656,7 @@
         </w:trPr>
         <w:tc>
           <w:tcPr>
-            <w:tcW w:w="2941" w:type="dxa"/>
+            <w:tcW w:w="2451" w:type="dxa"/>
             <w:tcBorders>
               <w:top w:val="nil"/>
               <w:left w:val="nil"/>
@@ -14372,15 +14684,13 @@
                 <w:color w:val="000000" w:themeColor="text1"/>
                 <w:lang w:val="pl"/>
               </w:rPr>
-              <w:lastRenderedPageBreak/>
               <w:t>Tor</w:t>
             </w:r>
           </w:p>
         </w:tc>
         <w:tc>
           <w:tcPr>
-            <w:tcW w:w="1386" w:type="dxa"/>
-            <w:gridSpan w:val="2"/>
+            <w:tcW w:w="850" w:type="dxa"/>
             <w:tcBorders>
               <w:top w:val="none" w:sz="6" w:space="0" w:color="000000" w:themeColor="text1"/>
               <w:left w:val="none" w:sz="4" w:space="0" w:color="000000" w:themeColor="text1"/>
@@ -14408,13 +14718,33 @@
                 <w:color w:val="000000" w:themeColor="text1"/>
                 <w:lang w:val="pl"/>
               </w:rPr>
-              <w:t xml:space="preserve"> </w:t>
+              <w:t>Godz.</w:t>
             </w:r>
           </w:p>
         </w:tc>
         <w:tc>
           <w:tcPr>
-            <w:tcW w:w="693" w:type="dxa"/>
+            <w:tcW w:w="850" w:type="dxa"/>
+            <w:tcBorders>
+              <w:top w:val="none" w:sz="6" w:space="0" w:color="000000" w:themeColor="text1"/>
+              <w:left w:val="none" w:sz="4" w:space="0" w:color="000000" w:themeColor="text1"/>
+              <w:bottom w:val="single" w:sz="4" w:space="0" w:color="000000" w:themeColor="text1"/>
+              <w:right w:val="none" w:sz="4" w:space="0" w:color="000000" w:themeColor="text1"/>
+            </w:tcBorders>
+            <w:vAlign w:val="center"/>
+          </w:tcPr>
+          <w:p>
+            <w:pPr>
+              <w:rPr>
+                <w:rFonts w:ascii="Aptos" w:eastAsia="Aptos" w:hAnsi="Aptos" w:cs="Aptos"/>
+                <w:color w:val="000000" w:themeColor="text1"/>
+              </w:rPr>
+            </w:pPr>
+          </w:p>
+        </w:tc>
+        <w:tc>
+          <w:tcPr>
+            <w:tcW w:w="850" w:type="dxa"/>
             <w:tcBorders>
               <w:top w:val="nil"/>
               <w:left w:val="none" w:sz="4" w:space="0" w:color="000000" w:themeColor="text1"/>
@@ -14448,7 +14778,7 @@
         </w:tc>
         <w:tc>
           <w:tcPr>
-            <w:tcW w:w="693" w:type="dxa"/>
+            <w:tcW w:w="850" w:type="dxa"/>
             <w:tcBorders>
               <w:top w:val="nil"/>
               <w:left w:val="none" w:sz="4" w:space="0" w:color="000000" w:themeColor="text1"/>
@@ -14475,7 +14805,7 @@
         </w:tc>
         <w:tc>
           <w:tcPr>
-            <w:tcW w:w="693" w:type="dxa"/>
+            <w:tcW w:w="850" w:type="dxa"/>
             <w:tcBorders>
               <w:top w:val="nil"/>
               <w:left w:val="none" w:sz="4" w:space="0" w:color="000000" w:themeColor="text1"/>
@@ -14502,7 +14832,7 @@
         </w:tc>
         <w:tc>
           <w:tcPr>
-            <w:tcW w:w="1095" w:type="dxa"/>
+            <w:tcW w:w="1039" w:type="dxa"/>
             <w:tcBorders>
               <w:top w:val="nil"/>
               <w:left w:val="nil"/>
@@ -14536,7 +14866,7 @@
         </w:tc>
         <w:tc>
           <w:tcPr>
-            <w:tcW w:w="1949" w:type="dxa"/>
+            <w:tcW w:w="1710" w:type="dxa"/>
             <w:tcBorders>
               <w:top w:val="nil"/>
               <w:left w:val="nil"/>
@@ -14564,7 +14894,7 @@
                 <w:color w:val="000000" w:themeColor="text1"/>
                 <w:lang w:val="pl"/>
               </w:rPr>
-              <w:t>Runda</w:t>
+              <w:t>Mecz #</w:t>
             </w:r>
           </w:p>
         </w:tc>
@@ -14575,12 +14905,12 @@
         </w:trPr>
         <w:tc>
           <w:tcPr>
-            <w:tcW w:w="2941" w:type="dxa"/>
-            <w:tcBorders>
-              <w:top w:val="single" w:sz="4" w:space="0" w:color="auto"/>
-              <w:left w:val="single" w:sz="4" w:space="0" w:color="auto"/>
+            <w:tcW w:w="2451" w:type="dxa"/>
+            <w:tcBorders>
+              <w:top w:val="nil"/>
+              <w:left w:val="nil"/>
               <w:bottom w:val="single" w:sz="4" w:space="0" w:color="auto"/>
-              <w:right w:val="single" w:sz="4" w:space="0" w:color="000000" w:themeColor="text1"/>
+              <w:right w:val="single" w:sz="4" w:space="0" w:color="auto"/>
             </w:tcBorders>
             <w:tcMar>
               <w:left w:w="105" w:type="dxa"/>
@@ -14622,7 +14952,69 @@
         </w:tc>
         <w:tc>
           <w:tcPr>
-            <w:tcW w:w="693" w:type="dxa"/>
+            <w:tcW w:w="850" w:type="dxa"/>
+            <w:tcBorders>
+              <w:top w:val="single" w:sz="4" w:space="0" w:color="000000" w:themeColor="text1"/>
+              <w:left w:val="single" w:sz="4" w:space="0" w:color="auto"/>
+              <w:bottom w:val="single" w:sz="4" w:space="0" w:color="000000" w:themeColor="text1"/>
+              <w:right w:val="single" w:sz="4" w:space="0" w:color="000000" w:themeColor="text1"/>
+            </w:tcBorders>
+            <w:tcMar>
+              <w:left w:w="105" w:type="dxa"/>
+              <w:right w:w="105" w:type="dxa"/>
+            </w:tcMar>
+            <w:vAlign w:val="center"/>
+          </w:tcPr>
+          <w:p>
+            <w:pPr>
+              <w:jc w:val="center"/>
+              <w:rPr>
+                <w:rFonts w:ascii="Aptos" w:eastAsia="Aptos" w:hAnsi="Aptos" w:cs="Aptos"/>
+                <w:color w:val="000000" w:themeColor="text1"/>
+                <w:sz w:val="20"/>
+                <w:szCs w:val="20"/>
+              </w:rPr>
+            </w:pPr>
+            <w:r>
+              <w:rPr>
+                <w:rFonts w:ascii="Aptos" w:eastAsia="Aptos" w:hAnsi="Aptos" w:cs="Aptos"/>
+                <w:b/>
+                <w:bCs/>
+                <w:color w:val="000000" w:themeColor="text1"/>
+                <w:sz w:val="20"/>
+                <w:szCs w:val="20"/>
+                <w:lang w:val="pl"/>
+              </w:rPr>
+              <w:t>Pkt</w:t>
+            </w:r>
+          </w:p>
+          <w:p>
+            <w:pPr>
+              <w:jc w:val="center"/>
+              <w:rPr>
+                <w:rFonts w:ascii="Aptos" w:eastAsia="Aptos" w:hAnsi="Aptos" w:cs="Aptos"/>
+                <w:color w:val="000000" w:themeColor="text1"/>
+                <w:sz w:val="20"/>
+                <w:szCs w:val="20"/>
+              </w:rPr>
+            </w:pPr>
+            <w:r>
+              <w:rPr>
+                <w:rFonts w:ascii="Aptos" w:eastAsia="Aptos" w:hAnsi="Aptos" w:cs="Aptos"/>
+                <w:b/>
+                <w:bCs/>
+                <w:color w:val="000000" w:themeColor="text1"/>
+                <w:sz w:val="20"/>
+                <w:szCs w:val="20"/>
+                <w:lang w:val="pl"/>
+              </w:rPr>
+              <w:t>SET 1</w:t>
+            </w:r>
+          </w:p>
+        </w:tc>
+        <w:tc>
+          <w:tcPr>
+            <w:tcW w:w="850" w:type="dxa"/>
             <w:tcBorders>
               <w:top w:val="single" w:sz="4" w:space="0" w:color="000000" w:themeColor="text1"/>
               <w:left w:val="single" w:sz="4" w:space="0" w:color="000000" w:themeColor="text1"/>
@@ -14678,75 +15070,13 @@
                 <w:szCs w:val="20"/>
                 <w:lang w:val="pl"/>
               </w:rPr>
-              <w:t>SET 1</w:t>
-            </w:r>
-          </w:p>
-        </w:tc>
-        <w:tc>
-          <w:tcPr>
-            <w:tcW w:w="693" w:type="dxa"/>
-            <w:tcBorders>
-              <w:top w:val="single" w:sz="4" w:space="0" w:color="000000" w:themeColor="text1"/>
-              <w:left w:val="single" w:sz="4" w:space="0" w:color="000000" w:themeColor="text1"/>
-              <w:bottom w:val="single" w:sz="4" w:space="0" w:color="000000" w:themeColor="text1"/>
-              <w:right w:val="single" w:sz="4" w:space="0" w:color="000000" w:themeColor="text1"/>
-            </w:tcBorders>
-            <w:tcMar>
-              <w:left w:w="105" w:type="dxa"/>
-              <w:right w:w="105" w:type="dxa"/>
-            </w:tcMar>
-            <w:vAlign w:val="center"/>
-          </w:tcPr>
-          <w:p>
-            <w:pPr>
-              <w:jc w:val="center"/>
-              <w:rPr>
-                <w:rFonts w:ascii="Aptos" w:eastAsia="Aptos" w:hAnsi="Aptos" w:cs="Aptos"/>
-                <w:color w:val="000000" w:themeColor="text1"/>
-                <w:sz w:val="20"/>
-                <w:szCs w:val="20"/>
-              </w:rPr>
-            </w:pPr>
-            <w:r>
-              <w:rPr>
-                <w:rFonts w:ascii="Aptos" w:eastAsia="Aptos" w:hAnsi="Aptos" w:cs="Aptos"/>
-                <w:b/>
-                <w:bCs/>
-                <w:color w:val="000000" w:themeColor="text1"/>
-                <w:sz w:val="20"/>
-                <w:szCs w:val="20"/>
-                <w:lang w:val="pl"/>
-              </w:rPr>
-              <w:t>Pkt</w:t>
-            </w:r>
-          </w:p>
-          <w:p>
-            <w:pPr>
-              <w:jc w:val="center"/>
-              <w:rPr>
-                <w:rFonts w:ascii="Aptos" w:eastAsia="Aptos" w:hAnsi="Aptos" w:cs="Aptos"/>
-                <w:color w:val="000000" w:themeColor="text1"/>
-                <w:sz w:val="20"/>
-                <w:szCs w:val="20"/>
-              </w:rPr>
-            </w:pPr>
-            <w:r>
-              <w:rPr>
-                <w:rFonts w:ascii="Aptos" w:eastAsia="Aptos" w:hAnsi="Aptos" w:cs="Aptos"/>
-                <w:b/>
-                <w:bCs/>
-                <w:color w:val="000000" w:themeColor="text1"/>
-                <w:sz w:val="20"/>
-                <w:szCs w:val="20"/>
-                <w:lang w:val="pl"/>
-              </w:rPr>
               <w:t>SET 2</w:t>
             </w:r>
           </w:p>
         </w:tc>
         <w:tc>
           <w:tcPr>
-            <w:tcW w:w="693" w:type="dxa"/>
+            <w:tcW w:w="850" w:type="dxa"/>
             <w:tcBorders>
               <w:top w:val="single" w:sz="4" w:space="0" w:color="auto"/>
               <w:left w:val="single" w:sz="4" w:space="0" w:color="000000" w:themeColor="text1"/>
@@ -14808,7 +15138,7 @@
         </w:tc>
         <w:tc>
           <w:tcPr>
-            <w:tcW w:w="693" w:type="dxa"/>
+            <w:tcW w:w="850" w:type="dxa"/>
             <w:tcBorders>
               <w:top w:val="single" w:sz="4" w:space="0" w:color="auto"/>
               <w:left w:val="single" w:sz="4" w:space="0" w:color="000000" w:themeColor="text1"/>
@@ -14870,7 +15200,7 @@
         </w:tc>
         <w:tc>
           <w:tcPr>
-            <w:tcW w:w="693" w:type="dxa"/>
+            <w:tcW w:w="850" w:type="dxa"/>
             <w:tcBorders>
               <w:top w:val="single" w:sz="4" w:space="0" w:color="auto"/>
               <w:left w:val="single" w:sz="4" w:space="0" w:color="000000" w:themeColor="text1"/>
@@ -14932,7 +15262,7 @@
         </w:tc>
         <w:tc>
           <w:tcPr>
-            <w:tcW w:w="1095" w:type="dxa"/>
+            <w:tcW w:w="1039" w:type="dxa"/>
             <w:tcBorders>
               <w:top w:val="single" w:sz="4" w:space="0" w:color="auto"/>
               <w:left w:val="single" w:sz="4" w:space="0" w:color="auto"/>
@@ -14986,7 +15316,7 @@
         </w:tc>
         <w:tc>
           <w:tcPr>
-            <w:tcW w:w="1949" w:type="dxa"/>
+            <w:tcW w:w="1710" w:type="dxa"/>
             <w:tcBorders>
               <w:top w:val="single" w:sz="4" w:space="0" w:color="auto"/>
               <w:left w:val="single" w:sz="4" w:space="0" w:color="auto"/>
@@ -15030,7 +15360,7 @@
         </w:trPr>
         <w:tc>
           <w:tcPr>
-            <w:tcW w:w="2941" w:type="dxa"/>
+            <w:tcW w:w="2451" w:type="dxa"/>
             <w:tcBorders>
               <w:top w:val="single" w:sz="4" w:space="0" w:color="auto"/>
               <w:left w:val="single" w:sz="4" w:space="0" w:color="auto"/>
@@ -15069,7 +15399,7 @@
         </w:tc>
         <w:tc>
           <w:tcPr>
-            <w:tcW w:w="693" w:type="dxa"/>
+            <w:tcW w:w="850" w:type="dxa"/>
             <w:tcBorders>
               <w:top w:val="single" w:sz="4" w:space="0" w:color="000000" w:themeColor="text1"/>
               <w:left w:val="single" w:sz="4" w:space="0" w:color="auto"/>
@@ -15100,7 +15430,7 @@
         </w:tc>
         <w:tc>
           <w:tcPr>
-            <w:tcW w:w="693" w:type="dxa"/>
+            <w:tcW w:w="850" w:type="dxa"/>
             <w:tcBorders>
               <w:top w:val="single" w:sz="4" w:space="0" w:color="000000" w:themeColor="text1"/>
               <w:left w:val="single" w:sz="4" w:space="0" w:color="auto"/>
@@ -15131,7 +15461,7 @@
         </w:tc>
         <w:tc>
           <w:tcPr>
-            <w:tcW w:w="693" w:type="dxa"/>
+            <w:tcW w:w="850" w:type="dxa"/>
             <w:tcBorders>
               <w:top w:val="single" w:sz="4" w:space="0" w:color="auto"/>
               <w:left w:val="single" w:sz="4" w:space="0" w:color="auto"/>
@@ -15162,7 +15492,7 @@
         </w:tc>
         <w:tc>
           <w:tcPr>
-            <w:tcW w:w="693" w:type="dxa"/>
+            <w:tcW w:w="850" w:type="dxa"/>
             <w:tcBorders>
               <w:top w:val="single" w:sz="4" w:space="0" w:color="auto"/>
               <w:left w:val="single" w:sz="4" w:space="0" w:color="auto"/>
@@ -15186,7 +15516,7 @@
         </w:tc>
         <w:tc>
           <w:tcPr>
-            <w:tcW w:w="693" w:type="dxa"/>
+            <w:tcW w:w="850" w:type="dxa"/>
             <w:tcBorders>
               <w:top w:val="single" w:sz="4" w:space="0" w:color="auto"/>
               <w:left w:val="single" w:sz="4" w:space="0" w:color="auto"/>
@@ -15210,7 +15540,7 @@
         </w:tc>
         <w:tc>
           <w:tcPr>
-            <w:tcW w:w="1095" w:type="dxa"/>
+            <w:tcW w:w="1039" w:type="dxa"/>
             <w:tcBorders>
               <w:top w:val="single" w:sz="4" w:space="0" w:color="auto"/>
               <w:left w:val="single" w:sz="4" w:space="0" w:color="auto"/>
@@ -15241,7 +15571,7 @@
         </w:tc>
         <w:tc>
           <w:tcPr>
-            <w:tcW w:w="1949" w:type="dxa"/>
+            <w:tcW w:w="1710" w:type="dxa"/>
             <w:tcBorders>
               <w:top w:val="single" w:sz="4" w:space="0" w:color="auto"/>
               <w:left w:val="single" w:sz="4" w:space="0" w:color="auto"/>
@@ -15277,7 +15607,7 @@
         </w:trPr>
         <w:tc>
           <w:tcPr>
-            <w:tcW w:w="2941" w:type="dxa"/>
+            <w:tcW w:w="2451" w:type="dxa"/>
             <w:tcBorders>
               <w:top w:val="single" w:sz="4" w:space="0" w:color="auto"/>
               <w:left w:val="single" w:sz="4" w:space="0" w:color="auto"/>
@@ -15316,7 +15646,7 @@
         </w:tc>
         <w:tc>
           <w:tcPr>
-            <w:tcW w:w="693" w:type="dxa"/>
+            <w:tcW w:w="850" w:type="dxa"/>
             <w:tcBorders>
               <w:top w:val="single" w:sz="4" w:space="0" w:color="auto"/>
               <w:left w:val="single" w:sz="4" w:space="0" w:color="auto"/>
@@ -15347,7 +15677,7 @@
         </w:tc>
         <w:tc>
           <w:tcPr>
-            <w:tcW w:w="693" w:type="dxa"/>
+            <w:tcW w:w="850" w:type="dxa"/>
             <w:tcBorders>
               <w:top w:val="single" w:sz="4" w:space="0" w:color="auto"/>
               <w:left w:val="single" w:sz="4" w:space="0" w:color="auto"/>
@@ -15378,7 +15708,7 @@
         </w:tc>
         <w:tc>
           <w:tcPr>
-            <w:tcW w:w="693" w:type="dxa"/>
+            <w:tcW w:w="850" w:type="dxa"/>
             <w:tcBorders>
               <w:top w:val="single" w:sz="4" w:space="0" w:color="auto"/>
               <w:left w:val="single" w:sz="4" w:space="0" w:color="auto"/>
@@ -15409,7 +15739,7 @@
         </w:tc>
         <w:tc>
           <w:tcPr>
-            <w:tcW w:w="693" w:type="dxa"/>
+            <w:tcW w:w="850" w:type="dxa"/>
             <w:tcBorders>
               <w:top w:val="single" w:sz="4" w:space="0" w:color="auto"/>
               <w:left w:val="single" w:sz="4" w:space="0" w:color="auto"/>
@@ -15433,7 +15763,7 @@
         </w:tc>
         <w:tc>
           <w:tcPr>
-            <w:tcW w:w="693" w:type="dxa"/>
+            <w:tcW w:w="850" w:type="dxa"/>
             <w:tcBorders>
               <w:top w:val="single" w:sz="4" w:space="0" w:color="auto"/>
               <w:left w:val="single" w:sz="4" w:space="0" w:color="auto"/>
@@ -15457,7 +15787,7 @@
         </w:tc>
         <w:tc>
           <w:tcPr>
-            <w:tcW w:w="1095" w:type="dxa"/>
+            <w:tcW w:w="1039" w:type="dxa"/>
             <w:tcBorders>
               <w:top w:val="single" w:sz="4" w:space="0" w:color="auto"/>
               <w:left w:val="single" w:sz="4" w:space="0" w:color="auto"/>
@@ -15488,7 +15818,7 @@
         </w:tc>
         <w:tc>
           <w:tcPr>
-            <w:tcW w:w="1949" w:type="dxa"/>
+            <w:tcW w:w="1710" w:type="dxa"/>
             <w:tcBorders>
               <w:top w:val="single" w:sz="4" w:space="0" w:color="auto"/>
               <w:left w:val="single" w:sz="4" w:space="0" w:color="auto"/>
@@ -15515,7 +15845,6 @@
     <w:p>
       <w:pPr>
         <w:spacing w:after="0"/>
-        <w:jc w:val="center"/>
         <w:rPr>
           <w:rFonts w:ascii="Aptos Narrow" w:eastAsia="Aptos Narrow" w:hAnsi="Aptos Narrow" w:cs="Aptos Narrow"/>
           <w:color w:val="000000" w:themeColor="text1"/>
@@ -16115,7 +16444,7 @@
               <w:top w:val="single" w:sz="12" w:space="0" w:color="000000" w:themeColor="text1"/>
               <w:left w:val="single" w:sz="12" w:space="0" w:color="000000" w:themeColor="text1"/>
               <w:bottom w:val="single" w:sz="4" w:space="0" w:color="000000" w:themeColor="text1"/>
-              <w:right w:val="single" w:sz="12" w:space="0" w:color="000000" w:themeColor="text1"/>
+              <w:right w:val="single" w:sz="12" w:space="0" w:color="auto"/>
             </w:tcBorders>
             <w:shd w:val="clear" w:color="auto" w:fill="FFFFFF" w:themeFill="background1"/>
             <w:tcMar>
@@ -16498,6 +16827,9 @@
           <w:tcPr>
             <w:tcW w:w="377" w:type="dxa"/>
             <w:vMerge/>
+            <w:tcBorders>
+              <w:right w:val="single" w:sz="12" w:space="0" w:color="auto"/>
+            </w:tcBorders>
           </w:tcPr>
           <w:p/>
         </w:tc>
@@ -24362,12 +24694,16 @@
     </w:p>
     <w:sectPr>
       <w:pgSz w:w="11906" w:h="16838"/>
-      <w:pgMar w:top="1440" w:right="1440" w:bottom="1440" w:left="1440" w:header="708" w:footer="708" w:gutter="0"/>
+      <w:pgMar w:top="1170" w:right="1440" w:bottom="1440" w:left="1440" w:header="708" w:footer="708" w:gutter="0"/>
       <w:cols w:space="708"/>
       <w:docGrid w:linePitch="360"/>
     </w:sectPr>
   </w:body>
 </w:document>
+</file>
+
+<file path=word/numbering.xml><?xml version="1.0" encoding="utf-8"?>
+<w:numbering xmlns:wpc="http://schemas.microsoft.com/office/word/2010/wordprocessingCanvas" xmlns:cx="http://schemas.microsoft.com/office/drawing/2014/chartex" xmlns:cx1="http://schemas.microsoft.com/office/drawing/2015/9/8/chartex" xmlns:cx2="http://schemas.microsoft.com/office/drawing/2015/10/21/chartex" xmlns:cx3="http://schemas.microsoft.com/office/drawing/2016/5/9/chartex" xmlns:cx4="http://schemas.microsoft.com/office/drawing/2016/5/10/chartex" xmlns:cx5="http://schemas.microsoft.com/office/drawing/2016/5/11/chartex" xmlns:cx6="http://schemas.microsoft.com/office/drawing/2016/5/12/chartex" xmlns:cx7="http://schemas.microsoft.com/office/drawing/2016/5/13/chartex" xmlns:cx8="http://schemas.microsoft.com/office/drawing/2016/5/14/chartex" xmlns:mc="http://schemas.openxmlformats.org/markup-compatibility/2006" xmlns:aink="http://schemas.microsoft.com/office/drawing/2016/ink" xmlns:am3d="http://schemas.microsoft.com/office/drawing/2017/model3d" xmlns:o="urn:schemas-microsoft-com:office:office" xmlns:oel="http://schemas.microsoft.com/office/2019/extlst" xmlns:r="http://schemas.openxmlformats.org/officeDocument/2006/relationships" xmlns:m="http://schemas.openxmlformats.org/officeDocument/2006/math" xmlns:v="urn:schemas-microsoft-com:vml" xmlns:wp14="http://schemas.microsoft.com/office/word/2010/wordprocessingDrawing" xmlns:wp="http://schemas.openxmlformats.org/drawingml/2006/wordprocessingDrawing" xmlns:w10="urn:schemas-microsoft-com:office:word" xmlns:w="http://schemas.openxmlformats.org/wordprocessingml/2006/main" xmlns:w14="http://schemas.microsoft.com/office/word/2010/wordml" xmlns:w15="http://schemas.microsoft.com/office/word/2012/wordml" xmlns:w16cex="http://schemas.microsoft.com/office/word/2018/wordml/cex" xmlns:w16cid="http://schemas.microsoft.com/office/word/2016/wordml/cid" xmlns:w16="http://schemas.microsoft.com/office/word/2018/wordml" xmlns:w16du="http://schemas.microsoft.com/office/word/2023/wordml/word16du" xmlns:w16sdtdh="http://schemas.microsoft.com/office/word/2020/wordml/sdtdatahash" xmlns:w16sdtfl="http://schemas.microsoft.com/office/word/2024/wordml/sdtformatlock" xmlns:w16se="http://schemas.microsoft.com/office/word/2015/wordml/symex" xmlns:wpg="http://schemas.microsoft.com/office/word/2010/wordprocessingGroup" xmlns:wpi="http://schemas.microsoft.com/office/word/2010/wordprocessingInk" xmlns:wne="http://schemas.microsoft.com/office/word/2006/wordml" xmlns:wps="http://schemas.microsoft.com/office/word/2010/wordprocessingShape" mc:Ignorable="w14 w15 w16se w16cid w16 w16cex w16sdtdh w16sdtfl w16du wp14"/>
 </file>
 
 <file path=word/styles.xml><?xml version="1.0" encoding="utf-8"?>
@@ -24814,6 +25150,16 @@
         <w:insideV w:val="single" w:sz="4" w:space="0" w:color="000000" w:themeColor="text1"/>
       </w:tblBorders>
     </w:tblPr>
+  </w:style>
+  <w:style w:type="character" w:customStyle="1" w:styleId="normaltextrun">
+    <w:name w:val="normaltextrun"/>
+    <w:basedOn w:val="DefaultParagraphFont"/>
+    <w:rsid w:val="00213B4B"/>
+  </w:style>
+  <w:style w:type="character" w:customStyle="1" w:styleId="eop">
+    <w:name w:val="eop"/>
+    <w:basedOn w:val="DefaultParagraphFont"/>
+    <w:rsid w:val="00213B4B"/>
   </w:style>
 </w:styles>
 </file>
